--- a/paneldatahomeworkattached/2025 11 24 M2FE PANEL Homework.docx
+++ b/paneldatahomeworkattached/2025 11 24 M2FE PANEL Homework.docx
@@ -3559,13 +3559,22 @@
         </w:rPr>
         <w:t xml:space="preserve"> (2016). In practice, this allowed me to fill missing observations for Australia (1914), Switzerland (1882–1884), and Germany (1914–1923) and in cases where the Jordà–</w:t>
       </w:r>
+      <w:proofErr w:type="spellStart"/>
       <w:r>
         <w:rPr>
           <w:rFonts w:ascii="Times New Roman" w:hAnsi="Times New Roman" w:cs="Times New Roman"/>
           <w:lang w:val="en-GB"/>
         </w:rPr>
         <w:lastRenderedPageBreak/>
-        <w:t xml:space="preserve">Schularick–Taylor </w:t>
+        <w:t>Schularick</w:t>
+      </w:r>
+      <w:proofErr w:type="spellEnd"/>
+      <w:r>
+        <w:rPr>
+          <w:rFonts w:ascii="Times New Roman" w:hAnsi="Times New Roman" w:cs="Times New Roman"/>
+          <w:lang w:val="en-GB"/>
+        </w:rPr>
+        <w:t xml:space="preserve">–Taylor </w:t>
       </w:r>
       <w:proofErr w:type="spellStart"/>
       <w:r>
@@ -3802,7 +3811,7 @@
         </w:rPr>
         <w:lastRenderedPageBreak/>
         <w:drawing>
-          <wp:inline distT="0" distB="0" distL="0" distR="0" wp14:anchorId="68A853A0" wp14:editId="62F89704">
+          <wp:inline distT="0" distB="0" distL="0" distR="0" wp14:anchorId="68A853A0" wp14:editId="60732953">
             <wp:extent cx="5760720" cy="3354705"/>
             <wp:effectExtent l="0" t="0" r="5080" b="0"/>
             <wp:docPr id="914349508" name="Picture 4" descr="A table of numbers and lines&#10;&#10;AI-generated content may be incorrect."/>
@@ -3866,7 +3875,7 @@
           <w:lang w:val="en-GB"/>
         </w:rPr>
         <w:drawing>
-          <wp:inline distT="0" distB="0" distL="0" distR="0" wp14:anchorId="6227031C" wp14:editId="4161E0C4">
+          <wp:inline distT="0" distB="0" distL="0" distR="0" wp14:anchorId="6227031C" wp14:editId="39893997">
             <wp:extent cx="5760720" cy="2842260"/>
             <wp:effectExtent l="0" t="0" r="5080" b="2540"/>
             <wp:docPr id="1382898165" name="Picture 5" descr="A table of numbers and a number of numbers&#10;&#10;AI-generated content may be incorrect."/>
@@ -4135,7 +4144,7 @@
           <w:lang w:val="en-GB"/>
         </w:rPr>
         <w:drawing>
-          <wp:inline distT="0" distB="0" distL="0" distR="0" wp14:anchorId="27501C0A" wp14:editId="4716665D">
+          <wp:inline distT="0" distB="0" distL="0" distR="0" wp14:anchorId="27501C0A" wp14:editId="3F5EF928">
             <wp:extent cx="5760720" cy="2728595"/>
             <wp:effectExtent l="0" t="0" r="5080" b="1905"/>
             <wp:docPr id="1797285288" name="Picture 7" descr="A table of numbers and a number of numbers&#10;&#10;AI-generated content may be incorrect."/>
@@ -6381,7 +6390,7 @@
           <w:lang w:val="en-GB"/>
         </w:rPr>
         <w:drawing>
-          <wp:inline distT="0" distB="0" distL="0" distR="0" wp14:anchorId="14CC63F4" wp14:editId="121191E3">
+          <wp:inline distT="0" distB="0" distL="0" distR="0" wp14:anchorId="14CC63F4" wp14:editId="266D04D4">
             <wp:extent cx="5760720" cy="2038350"/>
             <wp:effectExtent l="0" t="0" r="5080" b="6350"/>
             <wp:docPr id="1968163004" name="Picture 2" descr="A table with numbers and a few words&#10;&#10;AI-generated content may be incorrect."/>
@@ -8950,7 +8959,7 @@
           <w:lang w:val="en-GB"/>
         </w:rPr>
         <w:drawing>
-          <wp:inline distT="0" distB="0" distL="0" distR="0" wp14:anchorId="3FDAF000" wp14:editId="62091904">
+          <wp:inline distT="0" distB="0" distL="0" distR="0" wp14:anchorId="3FDAF000" wp14:editId="132C52B1">
             <wp:extent cx="5760720" cy="1229995"/>
             <wp:effectExtent l="0" t="0" r="5080" b="1905"/>
             <wp:docPr id="2038013893" name="Picture 3" descr="A table with numbers and text&#10;&#10;AI-generated content may be incorrect."/>
@@ -10256,14 +10265,7 @@
                   <w:rFonts w:ascii="Cambria Math" w:hAnsi="Cambria Math" w:cs="Times New Roman"/>
                   <w:lang w:val="en-GB"/>
                 </w:rPr>
-                <m:t>i,t</m:t>
-              </m:r>
-              <m:r>
-                <w:rPr>
-                  <w:rFonts w:ascii="Cambria Math" w:hAnsi="Cambria Math" w:cs="Times New Roman"/>
-                  <w:lang w:val="en-GB"/>
-                </w:rPr>
-                <m:t>-1</m:t>
+                <m:t>i,t-1</m:t>
               </m:r>
             </m:sub>
           </m:sSub>
@@ -10367,7 +10369,7 @@
           <w:lang w:val="en-GB"/>
         </w:rPr>
         <w:drawing>
-          <wp:inline distT="0" distB="0" distL="0" distR="0" wp14:anchorId="2358BA89" wp14:editId="715DD405">
+          <wp:inline distT="0" distB="0" distL="0" distR="0" wp14:anchorId="2358BA89" wp14:editId="1851BF80">
             <wp:extent cx="5760720" cy="1356995"/>
             <wp:effectExtent l="0" t="0" r="5080" b="1905"/>
             <wp:docPr id="578230806" name="Picture 1" descr="A close-up of a document&#10;&#10;AI-generated content may be incorrect."/>
@@ -11374,14 +11376,7 @@
                   <w:rFonts w:ascii="Cambria Math" w:eastAsiaTheme="minorEastAsia" w:hAnsi="Cambria Math" w:cs="Times New Roman"/>
                   <w:lang w:val="en-GB"/>
                 </w:rPr>
-                <m:t>i,</m:t>
-              </m:r>
-              <m:r>
-                <w:rPr>
-                  <w:rFonts w:ascii="Cambria Math" w:eastAsiaTheme="minorEastAsia" w:hAnsi="Cambria Math" w:cs="Times New Roman"/>
-                  <w:lang w:val="en-GB"/>
-                </w:rPr>
-                <m:t xml:space="preserve">. </m:t>
+                <m:t xml:space="preserve">i,. </m:t>
               </m:r>
             </m:sub>
           </m:sSub>
@@ -11417,28 +11412,7 @@
                   <w:rFonts w:ascii="Cambria Math" w:eastAsiaTheme="minorEastAsia" w:hAnsi="Cambria Math" w:cs="Times New Roman"/>
                   <w:lang w:val="en-GB"/>
                 </w:rPr>
-                <m:t>.</m:t>
-              </m:r>
-              <m:r>
-                <w:rPr>
-                  <w:rFonts w:ascii="Cambria Math" w:eastAsiaTheme="minorEastAsia" w:hAnsi="Cambria Math" w:cs="Times New Roman"/>
-                  <w:lang w:val="en-GB"/>
-                </w:rPr>
-                <m:t>,</m:t>
-              </m:r>
-              <m:r>
-                <w:rPr>
-                  <w:rFonts w:ascii="Cambria Math" w:eastAsiaTheme="minorEastAsia" w:hAnsi="Cambria Math" w:cs="Times New Roman"/>
-                  <w:lang w:val="en-GB"/>
-                </w:rPr>
-                <m:t>t</m:t>
-              </m:r>
-              <m:r>
-                <w:rPr>
-                  <w:rFonts w:ascii="Cambria Math" w:eastAsiaTheme="minorEastAsia" w:hAnsi="Cambria Math" w:cs="Times New Roman"/>
-                  <w:lang w:val="en-GB"/>
-                </w:rPr>
-                <m:t xml:space="preserve"> </m:t>
+                <m:t xml:space="preserve">.,t </m:t>
               </m:r>
             </m:sub>
           </m:sSub>
@@ -11474,17 +11448,518 @@
                   <w:rFonts w:ascii="Cambria Math" w:eastAsiaTheme="minorEastAsia" w:hAnsi="Cambria Math" w:cs="Times New Roman"/>
                   <w:lang w:val="en-GB"/>
                 </w:rPr>
-                <m:t>.,.</m:t>
+                <m:t xml:space="preserve">.,. </m:t>
               </m:r>
+            </m:sub>
+          </m:sSub>
+        </m:oMath>
+      </m:oMathPara>
+    </w:p>
+    <w:p>
+      <w:pPr>
+        <w:pStyle w:val="ListParagraph"/>
+        <w:spacing w:after="0" w:line="240" w:lineRule="auto"/>
+        <w:ind w:left="0"/>
+        <w:jc w:val="both"/>
+        <w:rPr>
+          <w:rFonts w:ascii="Times New Roman" w:eastAsiaTheme="minorEastAsia" w:hAnsi="Times New Roman" w:cs="Times New Roman"/>
+          <w:lang w:val="en-GB"/>
+        </w:rPr>
+      </w:pPr>
+    </w:p>
+    <w:p>
+      <w:pPr>
+        <w:pStyle w:val="ListParagraph"/>
+        <w:spacing w:after="0" w:line="240" w:lineRule="auto"/>
+        <w:ind w:left="0"/>
+        <w:jc w:val="both"/>
+        <w:rPr>
+          <w:rFonts w:ascii="Times New Roman" w:eastAsiaTheme="minorEastAsia" w:hAnsi="Times New Roman" w:cs="Times New Roman"/>
+          <w:lang w:val="en-GB"/>
+        </w:rPr>
+      </w:pPr>
+      <w:r>
+        <w:rPr>
+          <w:rFonts w:ascii="Times New Roman" w:eastAsiaTheme="minorEastAsia" w:hAnsi="Times New Roman" w:cs="Times New Roman"/>
+          <w:lang w:val="en-GB"/>
+        </w:rPr>
+        <w:t xml:space="preserve">Where: </w:t>
+      </w:r>
+    </w:p>
+    <w:p>
+      <w:pPr>
+        <w:pStyle w:val="ListParagraph"/>
+        <w:spacing w:after="0" w:line="240" w:lineRule="auto"/>
+        <w:ind w:left="0"/>
+        <w:jc w:val="both"/>
+        <w:rPr>
+          <w:rFonts w:ascii="Times New Roman" w:eastAsiaTheme="minorEastAsia" w:hAnsi="Times New Roman" w:cs="Times New Roman"/>
+          <w:lang w:val="en-GB"/>
+        </w:rPr>
+      </w:pPr>
+    </w:p>
+    <w:p>
+      <w:pPr>
+        <w:pStyle w:val="ListParagraph"/>
+        <w:spacing w:after="0" w:line="240" w:lineRule="auto"/>
+        <w:ind w:left="0"/>
+        <w:jc w:val="both"/>
+        <w:rPr>
+          <w:rFonts w:ascii="Times New Roman" w:eastAsiaTheme="minorEastAsia" w:hAnsi="Times New Roman" w:cs="Times New Roman"/>
+          <w:lang w:val="en-GB"/>
+        </w:rPr>
+      </w:pPr>
+      <m:oMathPara>
+        <m:oMath>
+          <m:sSub>
+            <m:sSubPr>
+              <m:ctrlPr>
+                <w:rPr>
+                  <w:rFonts w:ascii="Cambria Math" w:eastAsiaTheme="minorEastAsia" w:hAnsi="Cambria Math" w:cs="Times New Roman"/>
+                  <w:i/>
+                  <w:lang w:val="en-GB"/>
+                </w:rPr>
+              </m:ctrlPr>
+            </m:sSubPr>
+            <m:e>
               <m:r>
                 <w:rPr>
                   <w:rFonts w:ascii="Cambria Math" w:eastAsiaTheme="minorEastAsia" w:hAnsi="Cambria Math" w:cs="Times New Roman"/>
                   <w:lang w:val="en-GB"/>
                 </w:rPr>
-                <m:t xml:space="preserve"> </m:t>
+                <m:t>x</m:t>
+              </m:r>
+            </m:e>
+            <m:sub>
+              <m:r>
+                <w:rPr>
+                  <w:rFonts w:ascii="Cambria Math" w:eastAsiaTheme="minorEastAsia" w:hAnsi="Cambria Math" w:cs="Times New Roman"/>
+                  <w:lang w:val="en-GB"/>
+                </w:rPr>
+                <m:t xml:space="preserve">i,. </m:t>
               </m:r>
             </m:sub>
           </m:sSub>
+          <m:r>
+            <w:rPr>
+              <w:rFonts w:ascii="Cambria Math" w:eastAsiaTheme="minorEastAsia" w:hAnsi="Cambria Math" w:cs="Times New Roman"/>
+              <w:lang w:val="en-GB"/>
+            </w:rPr>
+            <m:t xml:space="preserve">= </m:t>
+          </m:r>
+          <m:f>
+            <m:fPr>
+              <m:ctrlPr>
+                <w:rPr>
+                  <w:rFonts w:ascii="Cambria Math" w:eastAsiaTheme="minorEastAsia" w:hAnsi="Cambria Math" w:cs="Times New Roman"/>
+                  <w:i/>
+                  <w:lang w:val="en-GB"/>
+                </w:rPr>
+              </m:ctrlPr>
+            </m:fPr>
+            <m:num>
+              <m:r>
+                <w:rPr>
+                  <w:rFonts w:ascii="Cambria Math" w:eastAsiaTheme="minorEastAsia" w:hAnsi="Cambria Math" w:cs="Times New Roman"/>
+                  <w:lang w:val="en-GB"/>
+                </w:rPr>
+                <m:t>1</m:t>
+              </m:r>
+            </m:num>
+            <m:den>
+              <m:r>
+                <w:rPr>
+                  <w:rFonts w:ascii="Cambria Math" w:eastAsiaTheme="minorEastAsia" w:hAnsi="Cambria Math" w:cs="Times New Roman"/>
+                  <w:lang w:val="en-GB"/>
+                </w:rPr>
+                <m:t>T</m:t>
+              </m:r>
+            </m:den>
+          </m:f>
+          <m:nary>
+            <m:naryPr>
+              <m:chr m:val="∑"/>
+              <m:limLoc m:val="undOvr"/>
+              <m:ctrlPr>
+                <w:rPr>
+                  <w:rFonts w:ascii="Cambria Math" w:eastAsiaTheme="minorEastAsia" w:hAnsi="Cambria Math" w:cs="Times New Roman"/>
+                  <w:i/>
+                  <w:lang w:val="en-GB"/>
+                </w:rPr>
+              </m:ctrlPr>
+            </m:naryPr>
+            <m:sub>
+              <m:r>
+                <w:rPr>
+                  <w:rFonts w:ascii="Cambria Math" w:eastAsiaTheme="minorEastAsia" w:hAnsi="Cambria Math" w:cs="Times New Roman"/>
+                  <w:lang w:val="en-GB"/>
+                </w:rPr>
+                <m:t>t=1</m:t>
+              </m:r>
+            </m:sub>
+            <m:sup>
+              <m:r>
+                <w:rPr>
+                  <w:rFonts w:ascii="Cambria Math" w:eastAsiaTheme="minorEastAsia" w:hAnsi="Cambria Math" w:cs="Times New Roman"/>
+                  <w:lang w:val="en-GB"/>
+                </w:rPr>
+                <m:t>T</m:t>
+              </m:r>
+            </m:sup>
+            <m:e>
+              <m:sSub>
+                <m:sSubPr>
+                  <m:ctrlPr>
+                    <w:rPr>
+                      <w:rFonts w:ascii="Cambria Math" w:eastAsiaTheme="minorEastAsia" w:hAnsi="Cambria Math" w:cs="Times New Roman"/>
+                      <w:i/>
+                      <w:lang w:val="en-GB"/>
+                    </w:rPr>
+                  </m:ctrlPr>
+                </m:sSubPr>
+                <m:e>
+                  <m:r>
+                    <w:rPr>
+                      <w:rFonts w:ascii="Cambria Math" w:eastAsiaTheme="minorEastAsia" w:hAnsi="Cambria Math" w:cs="Times New Roman"/>
+                      <w:lang w:val="en-GB"/>
+                    </w:rPr>
+                    <m:t>x</m:t>
+                  </m:r>
+                </m:e>
+                <m:sub>
+                  <m:r>
+                    <w:rPr>
+                      <w:rFonts w:ascii="Cambria Math" w:eastAsiaTheme="minorEastAsia" w:hAnsi="Cambria Math" w:cs="Times New Roman"/>
+                      <w:lang w:val="en-GB"/>
+                    </w:rPr>
+                    <m:t>i,t</m:t>
+                  </m:r>
+                </m:sub>
+              </m:sSub>
+            </m:e>
+          </m:nary>
+          <m:r>
+            <w:rPr>
+              <w:rFonts w:ascii="Cambria Math" w:eastAsiaTheme="minorEastAsia" w:hAnsi="Cambria Math" w:cs="Times New Roman"/>
+              <w:lang w:val="en-GB"/>
+            </w:rPr>
+            <m:t xml:space="preserve">    and     </m:t>
+          </m:r>
+          <m:sSub>
+            <m:sSubPr>
+              <m:ctrlPr>
+                <w:rPr>
+                  <w:rFonts w:ascii="Cambria Math" w:eastAsiaTheme="minorEastAsia" w:hAnsi="Cambria Math" w:cs="Times New Roman"/>
+                  <w:i/>
+                  <w:lang w:val="en-GB"/>
+                </w:rPr>
+              </m:ctrlPr>
+            </m:sSubPr>
+            <m:e>
+              <m:r>
+                <w:rPr>
+                  <w:rFonts w:ascii="Cambria Math" w:eastAsiaTheme="minorEastAsia" w:hAnsi="Cambria Math" w:cs="Times New Roman"/>
+                  <w:lang w:val="en-GB"/>
+                </w:rPr>
+                <m:t>x</m:t>
+              </m:r>
+            </m:e>
+            <m:sub>
+              <m:r>
+                <w:rPr>
+                  <w:rFonts w:ascii="Cambria Math" w:eastAsiaTheme="minorEastAsia" w:hAnsi="Cambria Math" w:cs="Times New Roman"/>
+                  <w:lang w:val="en-GB"/>
+                </w:rPr>
+                <m:t xml:space="preserve">.,t </m:t>
+              </m:r>
+            </m:sub>
+          </m:sSub>
+          <m:r>
+            <w:rPr>
+              <w:rFonts w:ascii="Cambria Math" w:eastAsiaTheme="minorEastAsia" w:hAnsi="Cambria Math" w:cs="Times New Roman"/>
+              <w:lang w:val="en-GB"/>
+            </w:rPr>
+            <m:t xml:space="preserve">=  </m:t>
+          </m:r>
+          <m:f>
+            <m:fPr>
+              <m:ctrlPr>
+                <w:rPr>
+                  <w:rFonts w:ascii="Cambria Math" w:eastAsiaTheme="minorEastAsia" w:hAnsi="Cambria Math" w:cs="Times New Roman"/>
+                  <w:i/>
+                  <w:lang w:val="en-GB"/>
+                </w:rPr>
+              </m:ctrlPr>
+            </m:fPr>
+            <m:num>
+              <m:r>
+                <w:rPr>
+                  <w:rFonts w:ascii="Cambria Math" w:eastAsiaTheme="minorEastAsia" w:hAnsi="Cambria Math" w:cs="Times New Roman"/>
+                  <w:lang w:val="en-GB"/>
+                </w:rPr>
+                <m:t>1</m:t>
+              </m:r>
+            </m:num>
+            <m:den>
+              <m:r>
+                <w:rPr>
+                  <w:rFonts w:ascii="Cambria Math" w:eastAsiaTheme="minorEastAsia" w:hAnsi="Cambria Math" w:cs="Times New Roman"/>
+                  <w:lang w:val="en-GB"/>
+                </w:rPr>
+                <m:t>N</m:t>
+              </m:r>
+            </m:den>
+          </m:f>
+          <m:r>
+            <w:rPr>
+              <w:rFonts w:ascii="Cambria Math" w:eastAsiaTheme="minorEastAsia" w:hAnsi="Cambria Math" w:cs="Times New Roman"/>
+              <w:lang w:val="en-GB"/>
+            </w:rPr>
+            <m:t xml:space="preserve">  </m:t>
+          </m:r>
+          <m:nary>
+            <m:naryPr>
+              <m:chr m:val="∑"/>
+              <m:limLoc m:val="undOvr"/>
+              <m:ctrlPr>
+                <w:rPr>
+                  <w:rFonts w:ascii="Cambria Math" w:eastAsiaTheme="minorEastAsia" w:hAnsi="Cambria Math" w:cs="Times New Roman"/>
+                  <w:i/>
+                  <w:lang w:val="en-GB"/>
+                </w:rPr>
+              </m:ctrlPr>
+            </m:naryPr>
+            <m:sub>
+              <m:r>
+                <w:rPr>
+                  <w:rFonts w:ascii="Cambria Math" w:eastAsiaTheme="minorEastAsia" w:hAnsi="Cambria Math" w:cs="Times New Roman"/>
+                  <w:lang w:val="en-GB"/>
+                </w:rPr>
+                <m:t>i=1</m:t>
+              </m:r>
+            </m:sub>
+            <m:sup>
+              <m:r>
+                <w:rPr>
+                  <w:rFonts w:ascii="Cambria Math" w:eastAsiaTheme="minorEastAsia" w:hAnsi="Cambria Math" w:cs="Times New Roman"/>
+                  <w:lang w:val="en-GB"/>
+                </w:rPr>
+                <m:t>N</m:t>
+              </m:r>
+            </m:sup>
+            <m:e>
+              <m:sSub>
+                <m:sSubPr>
+                  <m:ctrlPr>
+                    <w:rPr>
+                      <w:rFonts w:ascii="Cambria Math" w:eastAsiaTheme="minorEastAsia" w:hAnsi="Cambria Math" w:cs="Times New Roman"/>
+                      <w:i/>
+                      <w:lang w:val="en-GB"/>
+                    </w:rPr>
+                  </m:ctrlPr>
+                </m:sSubPr>
+                <m:e>
+                  <m:r>
+                    <w:rPr>
+                      <w:rFonts w:ascii="Cambria Math" w:eastAsiaTheme="minorEastAsia" w:hAnsi="Cambria Math" w:cs="Times New Roman"/>
+                      <w:lang w:val="en-GB"/>
+                    </w:rPr>
+                    <m:t>x</m:t>
+                  </m:r>
+                </m:e>
+                <m:sub>
+                  <m:r>
+                    <w:rPr>
+                      <w:rFonts w:ascii="Cambria Math" w:eastAsiaTheme="minorEastAsia" w:hAnsi="Cambria Math" w:cs="Times New Roman"/>
+                      <w:lang w:val="en-GB"/>
+                    </w:rPr>
+                    <m:t>i,t</m:t>
+                  </m:r>
+                </m:sub>
+              </m:sSub>
+            </m:e>
+          </m:nary>
+          <m:r>
+            <w:rPr>
+              <w:rFonts w:ascii="Cambria Math" w:eastAsiaTheme="minorEastAsia" w:hAnsi="Cambria Math" w:cs="Times New Roman"/>
+              <w:lang w:val="en-GB"/>
+            </w:rPr>
+            <m:t xml:space="preserve">       and    </m:t>
+          </m:r>
+          <m:sSub>
+            <m:sSubPr>
+              <m:ctrlPr>
+                <w:rPr>
+                  <w:rFonts w:ascii="Cambria Math" w:eastAsiaTheme="minorEastAsia" w:hAnsi="Cambria Math" w:cs="Times New Roman"/>
+                  <w:i/>
+                  <w:lang w:val="en-GB"/>
+                </w:rPr>
+              </m:ctrlPr>
+            </m:sSubPr>
+            <m:e>
+              <m:r>
+                <w:rPr>
+                  <w:rFonts w:ascii="Cambria Math" w:eastAsiaTheme="minorEastAsia" w:hAnsi="Cambria Math" w:cs="Times New Roman"/>
+                  <w:lang w:val="en-GB"/>
+                </w:rPr>
+                <m:t>x</m:t>
+              </m:r>
+            </m:e>
+            <m:sub>
+              <m:r>
+                <w:rPr>
+                  <w:rFonts w:ascii="Cambria Math" w:eastAsiaTheme="minorEastAsia" w:hAnsi="Cambria Math" w:cs="Times New Roman"/>
+                  <w:lang w:val="en-GB"/>
+                </w:rPr>
+                <m:t xml:space="preserve">.,t </m:t>
+              </m:r>
+            </m:sub>
+          </m:sSub>
+          <m:r>
+            <w:rPr>
+              <w:rFonts w:ascii="Cambria Math" w:eastAsiaTheme="minorEastAsia" w:hAnsi="Cambria Math" w:cs="Times New Roman"/>
+              <w:lang w:val="en-GB"/>
+            </w:rPr>
+            <m:t xml:space="preserve">=  </m:t>
+          </m:r>
+          <m:f>
+            <m:fPr>
+              <m:ctrlPr>
+                <w:rPr>
+                  <w:rFonts w:ascii="Cambria Math" w:eastAsiaTheme="minorEastAsia" w:hAnsi="Cambria Math" w:cs="Times New Roman"/>
+                  <w:i/>
+                  <w:lang w:val="en-GB"/>
+                </w:rPr>
+              </m:ctrlPr>
+            </m:fPr>
+            <m:num>
+              <m:r>
+                <w:rPr>
+                  <w:rFonts w:ascii="Cambria Math" w:eastAsiaTheme="minorEastAsia" w:hAnsi="Cambria Math" w:cs="Times New Roman"/>
+                  <w:lang w:val="en-GB"/>
+                </w:rPr>
+                <m:t>1</m:t>
+              </m:r>
+            </m:num>
+            <m:den>
+              <m:r>
+                <w:rPr>
+                  <w:rFonts w:ascii="Cambria Math" w:eastAsiaTheme="minorEastAsia" w:hAnsi="Cambria Math" w:cs="Times New Roman"/>
+                  <w:lang w:val="en-GB"/>
+                </w:rPr>
+                <m:t>NT</m:t>
+              </m:r>
+            </m:den>
+          </m:f>
+          <m:r>
+            <w:rPr>
+              <w:rFonts w:ascii="Cambria Math" w:eastAsiaTheme="minorEastAsia" w:hAnsi="Cambria Math" w:cs="Times New Roman"/>
+              <w:lang w:val="en-GB"/>
+            </w:rPr>
+            <m:t xml:space="preserve">  </m:t>
+          </m:r>
+          <m:nary>
+            <m:naryPr>
+              <m:chr m:val="∑"/>
+              <m:limLoc m:val="undOvr"/>
+              <m:ctrlPr>
+                <w:rPr>
+                  <w:rFonts w:ascii="Cambria Math" w:eastAsiaTheme="minorEastAsia" w:hAnsi="Cambria Math" w:cs="Times New Roman"/>
+                  <w:i/>
+                  <w:lang w:val="en-GB"/>
+                </w:rPr>
+              </m:ctrlPr>
+            </m:naryPr>
+            <m:sub>
+              <m:r>
+                <w:rPr>
+                  <w:rFonts w:ascii="Cambria Math" w:eastAsiaTheme="minorEastAsia" w:hAnsi="Cambria Math" w:cs="Times New Roman"/>
+                  <w:lang w:val="en-GB"/>
+                </w:rPr>
+                <m:t>i=1</m:t>
+              </m:r>
+            </m:sub>
+            <m:sup>
+              <m:r>
+                <w:rPr>
+                  <w:rFonts w:ascii="Cambria Math" w:eastAsiaTheme="minorEastAsia" w:hAnsi="Cambria Math" w:cs="Times New Roman"/>
+                  <w:lang w:val="en-GB"/>
+                </w:rPr>
+                <m:t>N</m:t>
+              </m:r>
+            </m:sup>
+            <m:e>
+              <m:nary>
+                <m:naryPr>
+                  <m:chr m:val="∑"/>
+                  <m:limLoc m:val="undOvr"/>
+                  <m:ctrlPr>
+                    <w:rPr>
+                      <w:rFonts w:ascii="Cambria Math" w:eastAsiaTheme="minorEastAsia" w:hAnsi="Cambria Math" w:cs="Times New Roman"/>
+                      <w:i/>
+                      <w:lang w:val="en-GB"/>
+                    </w:rPr>
+                  </m:ctrlPr>
+                </m:naryPr>
+                <m:sub>
+                  <m:r>
+                    <w:rPr>
+                      <w:rFonts w:ascii="Cambria Math" w:eastAsiaTheme="minorEastAsia" w:hAnsi="Cambria Math" w:cs="Times New Roman"/>
+                      <w:lang w:val="en-GB"/>
+                    </w:rPr>
+                    <m:t>t=1</m:t>
+                  </m:r>
+                </m:sub>
+                <m:sup>
+                  <m:r>
+                    <w:rPr>
+                      <w:rFonts w:ascii="Cambria Math" w:eastAsiaTheme="minorEastAsia" w:hAnsi="Cambria Math" w:cs="Times New Roman"/>
+                      <w:lang w:val="en-GB"/>
+                    </w:rPr>
+                    <m:t>T</m:t>
+                  </m:r>
+                </m:sup>
+                <m:e>
+                  <m:sSub>
+                    <m:sSubPr>
+                      <m:ctrlPr>
+                        <w:rPr>
+                          <w:rFonts w:ascii="Cambria Math" w:eastAsiaTheme="minorEastAsia" w:hAnsi="Cambria Math" w:cs="Times New Roman"/>
+                          <w:i/>
+                          <w:lang w:val="en-GB"/>
+                        </w:rPr>
+                      </m:ctrlPr>
+                    </m:sSubPr>
+                    <m:e>
+                      <m:r>
+                        <w:rPr>
+                          <w:rFonts w:ascii="Cambria Math" w:eastAsiaTheme="minorEastAsia" w:hAnsi="Cambria Math" w:cs="Times New Roman"/>
+                          <w:lang w:val="en-GB"/>
+                        </w:rPr>
+                        <m:t>x</m:t>
+                      </m:r>
+                    </m:e>
+                    <m:sub>
+                      <m:r>
+                        <w:rPr>
+                          <w:rFonts w:ascii="Cambria Math" w:eastAsiaTheme="minorEastAsia" w:hAnsi="Cambria Math" w:cs="Times New Roman"/>
+                          <w:lang w:val="en-GB"/>
+                        </w:rPr>
+                        <m:t>i,t</m:t>
+                      </m:r>
+                    </m:sub>
+                  </m:sSub>
+                </m:e>
+              </m:nary>
+            </m:e>
+          </m:nary>
+          <m:r>
+            <w:rPr>
+              <w:rFonts w:ascii="Cambria Math" w:eastAsiaTheme="minorEastAsia" w:hAnsi="Cambria Math" w:cs="Times New Roman"/>
+              <w:lang w:val="en-GB"/>
+            </w:rPr>
+            <m:t xml:space="preserve">    </m:t>
+          </m:r>
         </m:oMath>
       </m:oMathPara>
     </w:p>
@@ -11688,13 +12163,18 @@
         </w:rPr>
         <w:t xml:space="preserve">Since in the data cleaning stage all countries were set to have the same time frame, not a single one was dropped, therefore N = 16 and T =139 as before. </w:t>
       </w:r>
-      <w:r>
+    </w:p>
+    <w:p>
+      <w:pPr>
+        <w:pStyle w:val="ListParagraph"/>
+        <w:spacing w:after="0" w:line="240" w:lineRule="auto"/>
+        <w:ind w:left="0"/>
+        <w:jc w:val="both"/>
         <w:rPr>
           <w:rFonts w:ascii="Times New Roman" w:eastAsiaTheme="minorEastAsia" w:hAnsi="Times New Roman" w:cs="Times New Roman"/>
           <w:lang w:val="en-GB"/>
         </w:rPr>
-        <w:t>The plots of the time component are shown below {red in vs code}</w:t>
-      </w:r>
+      </w:pPr>
     </w:p>
     <w:p>
       <w:pPr>
@@ -11707,6 +12187,108 @@
           <w:lang w:val="en-GB"/>
         </w:rPr>
       </w:pPr>
+      <w:r>
+        <w:rPr>
+          <w:rFonts w:ascii="Times New Roman" w:eastAsiaTheme="minorEastAsia" w:hAnsi="Times New Roman" w:cs="Times New Roman"/>
+          <w:lang w:val="en-GB"/>
+        </w:rPr>
+        <w:t xml:space="preserve">I computed the  </w:t>
+      </w:r>
+      <m:oMath>
+        <m:sSub>
+          <m:sSubPr>
+            <m:ctrlPr>
+              <w:rPr>
+                <w:rFonts w:ascii="Cambria Math" w:eastAsiaTheme="minorEastAsia" w:hAnsi="Cambria Math" w:cs="Times New Roman"/>
+                <w:i/>
+                <w:lang w:val="en-GB"/>
+              </w:rPr>
+            </m:ctrlPr>
+          </m:sSubPr>
+          <m:e>
+            <m:r>
+              <w:rPr>
+                <w:rFonts w:ascii="Cambria Math" w:eastAsiaTheme="minorEastAsia" w:hAnsi="Cambria Math" w:cs="Times New Roman"/>
+                <w:lang w:val="en-GB"/>
+              </w:rPr>
+              <m:t>- x</m:t>
+            </m:r>
+          </m:e>
+          <m:sub>
+            <m:r>
+              <w:rPr>
+                <w:rFonts w:ascii="Cambria Math" w:eastAsiaTheme="minorEastAsia" w:hAnsi="Cambria Math" w:cs="Times New Roman"/>
+                <w:lang w:val="en-GB"/>
+              </w:rPr>
+              <m:t xml:space="preserve">.,t </m:t>
+            </m:r>
+          </m:sub>
+        </m:sSub>
+        <m:r>
+          <w:rPr>
+            <w:rFonts w:ascii="Cambria Math" w:eastAsiaTheme="minorEastAsia" w:hAnsi="Cambria Math" w:cs="Times New Roman"/>
+            <w:lang w:val="en-GB"/>
+          </w:rPr>
+          <m:t>+</m:t>
+        </m:r>
+        <m:sSub>
+          <m:sSubPr>
+            <m:ctrlPr>
+              <w:rPr>
+                <w:rFonts w:ascii="Cambria Math" w:eastAsiaTheme="minorEastAsia" w:hAnsi="Cambria Math" w:cs="Times New Roman"/>
+                <w:i/>
+                <w:lang w:val="en-GB"/>
+              </w:rPr>
+            </m:ctrlPr>
+          </m:sSubPr>
+          <m:e>
+            <m:r>
+              <w:rPr>
+                <w:rFonts w:ascii="Cambria Math" w:eastAsiaTheme="minorEastAsia" w:hAnsi="Cambria Math" w:cs="Times New Roman"/>
+                <w:lang w:val="en-GB"/>
+              </w:rPr>
+              <m:t>x</m:t>
+            </m:r>
+          </m:e>
+          <m:sub>
+            <m:r>
+              <w:rPr>
+                <w:rFonts w:ascii="Cambria Math" w:eastAsiaTheme="minorEastAsia" w:hAnsi="Cambria Math" w:cs="Times New Roman"/>
+                <w:lang w:val="en-GB"/>
+              </w:rPr>
+              <m:t xml:space="preserve">.,. </m:t>
+            </m:r>
+          </m:sub>
+        </m:sSub>
+      </m:oMath>
+      <w:r>
+        <w:rPr>
+          <w:rFonts w:ascii="Times New Roman" w:eastAsiaTheme="minorEastAsia" w:hAnsi="Times New Roman" w:cs="Times New Roman"/>
+          <w:lang w:val="en-GB"/>
+        </w:rPr>
+        <w:t xml:space="preserve"> , in order to </w:t>
+      </w:r>
+      <w:r>
+        <w:rPr>
+          <w:rFonts w:ascii="Times New Roman" w:eastAsiaTheme="minorEastAsia" w:hAnsi="Times New Roman" w:cs="Times New Roman"/>
+          <w:lang w:val="en-GB"/>
+        </w:rPr>
+        <w:t xml:space="preserve">be able to isolate the difference between the overall mean and that years mean. This essentially means that for each yearly t mean depending on whether the sign is positive or negative it tells you </w:t>
+      </w:r>
+      <w:r>
+        <w:rPr>
+          <w:rFonts w:ascii="Times New Roman" w:eastAsiaTheme="minorEastAsia" w:hAnsi="Times New Roman" w:cs="Times New Roman"/>
+          <w:lang w:val="en-GB"/>
+        </w:rPr>
+        <w:t>whether that year’s average is below or above the long-run average, and the magnitude tells you by how much</w:t>
+      </w:r>
+      <w:r>
+        <w:rPr>
+          <w:rFonts w:ascii="Times New Roman" w:eastAsiaTheme="minorEastAsia" w:hAnsi="Times New Roman" w:cs="Times New Roman"/>
+          <w:lang w:val="en-GB"/>
+        </w:rPr>
+        <w:t xml:space="preserve">. This is plotted as a function of time in the figure below for both the dependent variable of my study and the explanatory, (ln_GDP_Growth and Liquid_Liabiliies). </w:t>
+      </w:r>
     </w:p>
     <w:p>
       <w:pPr>
@@ -11767,11 +12349,501 @@
           <w:lang w:val="en-GB"/>
         </w:rPr>
       </w:pPr>
-      <w:r>
+    </w:p>
+    <w:p>
+      <w:pPr>
+        <w:pStyle w:val="ListParagraph"/>
+        <w:spacing w:after="0" w:line="240" w:lineRule="auto"/>
+        <w:ind w:left="0"/>
+        <w:jc w:val="both"/>
         <w:rPr>
           <w:rFonts w:ascii="Times New Roman" w:eastAsiaTheme="minorEastAsia" w:hAnsi="Times New Roman" w:cs="Times New Roman"/>
           <w:lang w:val="en-GB"/>
         </w:rPr>
+      </w:pPr>
+      <w:r>
+        <w:rPr>
+          <w:rFonts w:ascii="Times New Roman" w:eastAsiaTheme="minorEastAsia" w:hAnsi="Times New Roman" w:cs="Times New Roman"/>
+          <w:noProof/>
+          <w:lang w:val="en-GB"/>
+        </w:rPr>
+        <w:lastRenderedPageBreak/>
+        <w:drawing>
+          <wp:inline distT="0" distB="0" distL="0" distR="0" wp14:anchorId="420C9F8E" wp14:editId="13966C1B">
+            <wp:extent cx="5917721" cy="4044950"/>
+            <wp:effectExtent l="0" t="0" r="635" b="0"/>
+            <wp:docPr id="714540099" name="Picture 1" descr="A graph of growth in time components&#10;&#10;AI-generated content may be incorrect."/>
+            <wp:cNvGraphicFramePr>
+              <a:graphicFrameLocks xmlns:a="http://schemas.openxmlformats.org/drawingml/2006/main" noChangeAspect="1"/>
+            </wp:cNvGraphicFramePr>
+            <a:graphic xmlns:a="http://schemas.openxmlformats.org/drawingml/2006/main">
+              <a:graphicData uri="http://schemas.openxmlformats.org/drawingml/2006/picture">
+                <pic:pic xmlns:pic="http://schemas.openxmlformats.org/drawingml/2006/picture">
+                  <pic:nvPicPr>
+                    <pic:cNvPr id="714540099" name="Picture 1" descr="A graph of growth in time components&#10;&#10;AI-generated content may be incorrect."/>
+                    <pic:cNvPicPr/>
+                  </pic:nvPicPr>
+                  <pic:blipFill>
+                    <a:blip r:embed="rId24"/>
+                    <a:stretch>
+                      <a:fillRect/>
+                    </a:stretch>
+                  </pic:blipFill>
+                  <pic:spPr>
+                    <a:xfrm>
+                      <a:off x="0" y="0"/>
+                      <a:ext cx="5974910" cy="4084040"/>
+                    </a:xfrm>
+                    <a:prstGeom prst="rect">
+                      <a:avLst/>
+                    </a:prstGeom>
+                  </pic:spPr>
+                </pic:pic>
+              </a:graphicData>
+            </a:graphic>
+          </wp:inline>
+        </w:drawing>
+      </w:r>
+      <w:r>
+        <w:rPr>
+          <w:rFonts w:ascii="Times New Roman" w:eastAsiaTheme="minorEastAsia" w:hAnsi="Times New Roman" w:cs="Times New Roman"/>
+          <w:noProof/>
+          <w:lang w:val="en-GB"/>
+        </w:rPr>
+        <w:drawing>
+          <wp:inline distT="0" distB="0" distL="0" distR="0" wp14:anchorId="65DC97C2" wp14:editId="7B220AA5">
+            <wp:extent cx="5950899" cy="3933645"/>
+            <wp:effectExtent l="0" t="0" r="5715" b="3810"/>
+            <wp:docPr id="1436933973" name="Picture 1" descr="A graph showing the time component of a liquid liabilities&#10;&#10;AI-generated content may be incorrect."/>
+            <wp:cNvGraphicFramePr>
+              <a:graphicFrameLocks xmlns:a="http://schemas.openxmlformats.org/drawingml/2006/main" noChangeAspect="1"/>
+            </wp:cNvGraphicFramePr>
+            <a:graphic xmlns:a="http://schemas.openxmlformats.org/drawingml/2006/main">
+              <a:graphicData uri="http://schemas.openxmlformats.org/drawingml/2006/picture">
+                <pic:pic xmlns:pic="http://schemas.openxmlformats.org/drawingml/2006/picture">
+                  <pic:nvPicPr>
+                    <pic:cNvPr id="1436933973" name="Picture 1" descr="A graph showing the time component of a liquid liabilities&#10;&#10;AI-generated content may be incorrect."/>
+                    <pic:cNvPicPr/>
+                  </pic:nvPicPr>
+                  <pic:blipFill>
+                    <a:blip r:embed="rId25"/>
+                    <a:stretch>
+                      <a:fillRect/>
+                    </a:stretch>
+                  </pic:blipFill>
+                  <pic:spPr>
+                    <a:xfrm>
+                      <a:off x="0" y="0"/>
+                      <a:ext cx="5974446" cy="3949210"/>
+                    </a:xfrm>
+                    <a:prstGeom prst="rect">
+                      <a:avLst/>
+                    </a:prstGeom>
+                  </pic:spPr>
+                </pic:pic>
+              </a:graphicData>
+            </a:graphic>
+          </wp:inline>
+        </w:drawing>
+      </w:r>
+    </w:p>
+    <w:p>
+      <w:pPr>
+        <w:pStyle w:val="ListParagraph"/>
+        <w:spacing w:after="0" w:line="240" w:lineRule="auto"/>
+        <w:ind w:left="0"/>
+        <w:jc w:val="both"/>
+        <w:rPr>
+          <w:rFonts w:ascii="Times New Roman" w:eastAsiaTheme="minorEastAsia" w:hAnsi="Times New Roman" w:cs="Times New Roman"/>
+          <w:lang w:val="en-GB"/>
+        </w:rPr>
+      </w:pPr>
+    </w:p>
+    <w:p>
+      <w:pPr>
+        <w:pStyle w:val="ListParagraph"/>
+        <w:spacing w:after="0" w:line="240" w:lineRule="auto"/>
+        <w:ind w:left="0"/>
+        <w:jc w:val="both"/>
+        <w:rPr>
+          <w:rFonts w:ascii="Times New Roman" w:eastAsiaTheme="minorEastAsia" w:hAnsi="Times New Roman" w:cs="Times New Roman"/>
+          <w:lang w:val="en-GB"/>
+        </w:rPr>
+      </w:pPr>
+    </w:p>
+    <w:p>
+      <w:pPr>
+        <w:pStyle w:val="ListParagraph"/>
+        <w:spacing w:after="0" w:line="240" w:lineRule="auto"/>
+        <w:ind w:left="0"/>
+        <w:jc w:val="both"/>
+        <w:rPr>
+          <w:rFonts w:ascii="Times New Roman" w:eastAsiaTheme="minorEastAsia" w:hAnsi="Times New Roman" w:cs="Times New Roman"/>
+          <w:lang w:val="en-GB"/>
+        </w:rPr>
+      </w:pPr>
+    </w:p>
+    <w:p>
+      <w:pPr>
+        <w:pStyle w:val="ListParagraph"/>
+        <w:spacing w:after="0" w:line="240" w:lineRule="auto"/>
+        <w:ind w:left="0"/>
+        <w:jc w:val="both"/>
+        <w:rPr>
+          <w:rFonts w:ascii="Times New Roman" w:eastAsiaTheme="minorEastAsia" w:hAnsi="Times New Roman" w:cs="Times New Roman"/>
+          <w:lang w:val="en-GB"/>
+        </w:rPr>
+      </w:pPr>
+    </w:p>
+    <w:p>
+      <w:pPr>
+        <w:pStyle w:val="ListParagraph"/>
+        <w:spacing w:after="0" w:line="240" w:lineRule="auto"/>
+        <w:ind w:left="0"/>
+        <w:jc w:val="both"/>
+        <w:rPr>
+          <w:rFonts w:ascii="Times New Roman" w:eastAsiaTheme="minorEastAsia" w:hAnsi="Times New Roman" w:cs="Times New Roman"/>
+          <w:lang w:val="en-GB"/>
+        </w:rPr>
+      </w:pPr>
+    </w:p>
+    <w:p>
+      <w:pPr>
+        <w:spacing w:after="0" w:line="240" w:lineRule="auto"/>
+        <w:jc w:val="both"/>
+        <w:rPr>
+          <w:rFonts w:ascii="Times New Roman" w:eastAsiaTheme="minorEastAsia" w:hAnsi="Times New Roman" w:cs="Times New Roman"/>
+          <w:lang w:val="en-GB"/>
+        </w:rPr>
+      </w:pPr>
+      <w:r>
+        <w:rPr>
+          <w:rFonts w:ascii="Times New Roman" w:eastAsiaTheme="minorEastAsia" w:hAnsi="Times New Roman" w:cs="Times New Roman"/>
+          <w:lang w:val="en-GB"/>
+        </w:rPr>
+        <w:lastRenderedPageBreak/>
+        <w:t xml:space="preserve">Log </w:t>
+      </w:r>
+      <w:proofErr w:type="gramStart"/>
+      <w:r>
+        <w:rPr>
+          <w:rFonts w:ascii="Times New Roman" w:eastAsiaTheme="minorEastAsia" w:hAnsi="Times New Roman" w:cs="Times New Roman"/>
+          <w:lang w:val="en-GB"/>
+        </w:rPr>
+        <w:t>5 year</w:t>
+      </w:r>
+      <w:proofErr w:type="gramEnd"/>
+      <w:r>
+        <w:rPr>
+          <w:rFonts w:ascii="Times New Roman" w:eastAsiaTheme="minorEastAsia" w:hAnsi="Times New Roman" w:cs="Times New Roman"/>
+          <w:lang w:val="en-GB"/>
+        </w:rPr>
+        <w:t xml:space="preserve"> gdp growth fluctuates around zero for most of the sample but displays several pronounced positive spikes. These occur during major global recovery episodes, most notably in the late First World War and immediate post-war period (approximately 1917</w:t>
+      </w:r>
+      <w:r>
+        <w:rPr>
+          <w:rFonts w:ascii="Times New Roman" w:eastAsiaTheme="minorEastAsia" w:hAnsi="Times New Roman" w:cs="Times New Roman"/>
+          <w:lang w:val="en-GB"/>
+        </w:rPr>
+        <w:t>-</w:t>
+      </w:r>
+      <w:r>
+        <w:rPr>
+          <w:rFonts w:ascii="Times New Roman" w:eastAsiaTheme="minorEastAsia" w:hAnsi="Times New Roman" w:cs="Times New Roman"/>
+          <w:lang w:val="en-GB"/>
+        </w:rPr>
+        <w:t>1921), during the early 1930s rebound following the Great Depression, in the immediate aftermath of the Second World War (mid-1940s), and again during the post-Global Financial Crisis recovery (2009–2013). Conversely, the series becomes strongly negative during the 1950s</w:t>
+      </w:r>
+      <w:r>
+        <w:rPr>
+          <w:rFonts w:ascii="Times New Roman" w:eastAsiaTheme="minorEastAsia" w:hAnsi="Times New Roman" w:cs="Times New Roman"/>
+          <w:lang w:val="en-GB"/>
+        </w:rPr>
+        <w:t>-</w:t>
+      </w:r>
+      <w:r>
+        <w:rPr>
+          <w:rFonts w:ascii="Times New Roman" w:eastAsiaTheme="minorEastAsia" w:hAnsi="Times New Roman" w:cs="Times New Roman"/>
+          <w:lang w:val="en-GB"/>
+        </w:rPr>
+        <w:t xml:space="preserve">1970s, as well as during various subsequent global slowdown episodes. </w:t>
+      </w:r>
+      <w:r>
+        <w:rPr>
+          <w:rFonts w:ascii="Times New Roman" w:eastAsiaTheme="minorEastAsia" w:hAnsi="Times New Roman" w:cs="Times New Roman"/>
+          <w:lang w:val="en-GB"/>
+        </w:rPr>
+        <w:t xml:space="preserve">The difference </w:t>
+      </w:r>
+      <w:r>
+        <w:rPr>
+          <w:rFonts w:ascii="Times New Roman" w:eastAsiaTheme="minorEastAsia" w:hAnsi="Times New Roman" w:cs="Times New Roman"/>
+          <w:lang w:val="en-GB"/>
+        </w:rPr>
+        <w:t>measures how each year’s cross-country average deviates from the overall sample mean, positive values indicate years in which average growth across the 16 balanced-panel countries was above the long-run mean, while negative values reflect below-average growth years. Overall, the time component captures common global growth shocks, such as wars, crises, and post-war expansions, that affect all countries simultaneously.</w:t>
+      </w:r>
+    </w:p>
+    <w:p>
+      <w:pPr>
+        <w:spacing w:after="0" w:line="240" w:lineRule="auto"/>
+        <w:jc w:val="both"/>
+        <w:rPr>
+          <w:rFonts w:ascii="Times New Roman" w:eastAsiaTheme="minorEastAsia" w:hAnsi="Times New Roman" w:cs="Times New Roman"/>
+          <w:lang w:val="en-GB"/>
+        </w:rPr>
+      </w:pPr>
+    </w:p>
+    <w:p>
+      <w:pPr>
+        <w:spacing w:after="0" w:line="240" w:lineRule="auto"/>
+        <w:jc w:val="both"/>
+        <w:rPr>
+          <w:rFonts w:ascii="Times New Roman" w:eastAsiaTheme="minorEastAsia" w:hAnsi="Times New Roman" w:cs="Times New Roman"/>
+          <w:lang w:val="en-GB"/>
+        </w:rPr>
+      </w:pPr>
+      <w:r>
+        <w:rPr>
+          <w:rFonts w:ascii="Times New Roman" w:eastAsiaTheme="minorEastAsia" w:hAnsi="Times New Roman" w:cs="Times New Roman"/>
+          <w:lang w:val="en-GB"/>
+        </w:rPr>
+        <w:t xml:space="preserve">The time component for liquid liabilities begins at a strongly positive value (approximately 0.25) in the late 19th century and declines monotonically over time, crossing zero around the mid-20th century and becoming increasingly negative thereafter, reaching levels below −0.5 by the end of the sample in 2020. Because the time component is </w:t>
+      </w:r>
+      <w:r>
+        <w:rPr>
+          <w:rFonts w:ascii="Times New Roman" w:eastAsiaTheme="minorEastAsia" w:hAnsi="Times New Roman" w:cs="Times New Roman"/>
+          <w:lang w:val="en-GB"/>
+        </w:rPr>
+        <w:t xml:space="preserve">essentially a difference of the means, </w:t>
+      </w:r>
+      <w:r>
+        <w:rPr>
+          <w:rFonts w:ascii="Times New Roman" w:eastAsiaTheme="minorEastAsia" w:hAnsi="Times New Roman" w:cs="Times New Roman"/>
+          <w:lang w:val="en-GB"/>
+        </w:rPr>
+        <w:t>as  a downward-sloping trajectory indicates that the time-specific mean is rising relative to the overall mean of the series. This implies that liquid liabilities exhibit a persistent upward trend across all countries in the balanced panel. Early years are characterised by liquidity levels well below the long-run average, whereas in later decades</w:t>
+      </w:r>
+      <w:r>
+        <w:rPr>
+          <w:rFonts w:ascii="Times New Roman" w:eastAsiaTheme="minorEastAsia" w:hAnsi="Times New Roman" w:cs="Times New Roman"/>
+          <w:lang w:val="en-GB"/>
+        </w:rPr>
+        <w:t>, (</w:t>
+      </w:r>
+      <w:r>
+        <w:rPr>
+          <w:rFonts w:ascii="Times New Roman" w:eastAsiaTheme="minorEastAsia" w:hAnsi="Times New Roman" w:cs="Times New Roman"/>
+          <w:lang w:val="en-GB"/>
+        </w:rPr>
+        <w:t>particularly after 2000</w:t>
+      </w:r>
+      <w:r>
+        <w:rPr>
+          <w:rFonts w:ascii="Times New Roman" w:eastAsiaTheme="minorEastAsia" w:hAnsi="Times New Roman" w:cs="Times New Roman"/>
+          <w:lang w:val="en-GB"/>
+        </w:rPr>
+        <w:t xml:space="preserve">) </w:t>
+      </w:r>
+      <w:r>
+        <w:rPr>
+          <w:rFonts w:ascii="Times New Roman" w:eastAsiaTheme="minorEastAsia" w:hAnsi="Times New Roman" w:cs="Times New Roman"/>
+          <w:lang w:val="en-GB"/>
+        </w:rPr>
+        <w:t>the cross-country average exceeds the sample mean. This pattern is consistent with long-run financial deepening and the structural expansion of financial systems over the period studied.</w:t>
+      </w:r>
+    </w:p>
+    <w:p>
+      <w:pPr>
+        <w:pStyle w:val="ListParagraph"/>
+        <w:spacing w:after="0" w:line="240" w:lineRule="auto"/>
+        <w:ind w:left="0"/>
+        <w:jc w:val="both"/>
+        <w:rPr>
+          <w:rFonts w:ascii="Times New Roman" w:eastAsiaTheme="minorEastAsia" w:hAnsi="Times New Roman" w:cs="Times New Roman"/>
+          <w:lang w:val="en-GB"/>
+        </w:rPr>
+      </w:pPr>
+    </w:p>
+    <w:p>
+      <w:pPr>
+        <w:spacing w:after="0" w:line="240" w:lineRule="auto"/>
+        <w:jc w:val="both"/>
+        <w:rPr>
+          <w:rFonts w:ascii="Times New Roman" w:eastAsiaTheme="minorEastAsia" w:hAnsi="Times New Roman" w:cs="Times New Roman"/>
+          <w:lang w:val="en-GB"/>
+        </w:rPr>
+      </w:pPr>
+      <w:r>
+        <w:rPr>
+          <w:rFonts w:ascii="Times New Roman" w:eastAsiaTheme="minorEastAsia" w:hAnsi="Times New Roman" w:cs="Times New Roman"/>
+          <w:lang w:val="en-GB"/>
+        </w:rPr>
+        <w:t>To isolate the within-variation relevant for identification, both of my key variables were transformed using the standard two-way fixed effects (TWFE) procedure, removing all country fixed effects and all year fixed effects. After applying the TWFE transformation, the resulting variables should, by construction, have means extremely close to zero within each country and within each year. Table 11 provides diagnostic evidence that the transformation behaved exactly as expected.</w:t>
+      </w:r>
+    </w:p>
+    <w:p>
+      <w:pPr>
+        <w:pStyle w:val="ListParagraph"/>
+        <w:spacing w:after="0" w:line="240" w:lineRule="auto"/>
+        <w:ind w:left="0"/>
+        <w:jc w:val="both"/>
+        <w:rPr>
+          <w:rFonts w:ascii="Times New Roman" w:eastAsiaTheme="minorEastAsia" w:hAnsi="Times New Roman" w:cs="Times New Roman"/>
+          <w:lang w:val="en-GB"/>
+        </w:rPr>
+      </w:pPr>
+    </w:p>
+    <w:p>
+      <w:pPr>
+        <w:pStyle w:val="ListParagraph"/>
+        <w:spacing w:after="0" w:line="240" w:lineRule="auto"/>
+        <w:ind w:left="0"/>
+        <w:jc w:val="both"/>
+        <w:rPr>
+          <w:rFonts w:ascii="Times New Roman" w:eastAsiaTheme="minorEastAsia" w:hAnsi="Times New Roman" w:cs="Times New Roman"/>
+          <w:lang w:val="en-GB"/>
+        </w:rPr>
+      </w:pPr>
+      <w:r>
+        <w:rPr>
+          <w:rFonts w:ascii="Times New Roman" w:eastAsiaTheme="minorEastAsia" w:hAnsi="Times New Roman" w:cs="Times New Roman"/>
+          <w:lang w:val="en-GB"/>
+        </w:rPr>
+        <w:t>Panel (b) shows that the mean by year is essentially zero for every year (on the order of 10⁻¹⁶), and Panel (c) confirms the same pattern for the mean by country. Likewise, the overall means in Panel (a) are numerically indistinguishable from zero. These results verify that the TWFE procedure successfully removed all time-invariant country components and common year shocks, leaving only the variation that identifies the regression coefficients</w:t>
+      </w:r>
+      <w:r>
+        <w:rPr>
+          <w:rFonts w:ascii="Times New Roman" w:eastAsiaTheme="minorEastAsia" w:hAnsi="Times New Roman" w:cs="Times New Roman"/>
+          <w:lang w:val="en-GB"/>
+        </w:rPr>
+        <w:t xml:space="preserve">. </w:t>
+      </w:r>
+    </w:p>
+    <w:p>
+      <w:pPr>
+        <w:pStyle w:val="ListParagraph"/>
+        <w:spacing w:after="0" w:line="240" w:lineRule="auto"/>
+        <w:ind w:left="0"/>
+        <w:jc w:val="both"/>
+        <w:rPr>
+          <w:rFonts w:ascii="Times New Roman" w:eastAsiaTheme="minorEastAsia" w:hAnsi="Times New Roman" w:cs="Times New Roman"/>
+          <w:lang w:val="en-GB"/>
+        </w:rPr>
+      </w:pPr>
+    </w:p>
+    <w:p>
+      <w:pPr>
+        <w:pStyle w:val="ListParagraph"/>
+        <w:spacing w:after="0" w:line="240" w:lineRule="auto"/>
+        <w:ind w:left="0"/>
+        <w:jc w:val="both"/>
+        <w:rPr>
+          <w:rFonts w:ascii="Times New Roman" w:eastAsiaTheme="minorEastAsia" w:hAnsi="Times New Roman" w:cs="Times New Roman"/>
+          <w:lang w:val="en-GB"/>
+        </w:rPr>
+      </w:pPr>
+    </w:p>
+    <w:p>
+      <w:pPr>
+        <w:pStyle w:val="ListParagraph"/>
+        <w:spacing w:after="0" w:line="240" w:lineRule="auto"/>
+        <w:ind w:left="0"/>
+        <w:jc w:val="both"/>
+        <w:rPr>
+          <w:rFonts w:ascii="Times New Roman" w:eastAsiaTheme="minorEastAsia" w:hAnsi="Times New Roman" w:cs="Times New Roman"/>
+          <w:lang w:val="en-GB"/>
+        </w:rPr>
+      </w:pPr>
+      <w:r>
+        <w:rPr>
+          <w:rFonts w:ascii="Times New Roman" w:eastAsiaTheme="minorEastAsia" w:hAnsi="Times New Roman" w:cs="Times New Roman"/>
+          <w:noProof/>
+          <w:lang w:val="en-GB"/>
+        </w:rPr>
+        <w:lastRenderedPageBreak/>
+        <w:drawing>
+          <wp:inline distT="0" distB="0" distL="0" distR="0" wp14:anchorId="7ACBF0C1" wp14:editId="70339A7E">
+            <wp:extent cx="5760720" cy="7221220"/>
+            <wp:effectExtent l="0" t="0" r="5080" b="5080"/>
+            <wp:docPr id="451964736" name="Picture 1"/>
+            <wp:cNvGraphicFramePr>
+              <a:graphicFrameLocks xmlns:a="http://schemas.openxmlformats.org/drawingml/2006/main" noChangeAspect="1"/>
+            </wp:cNvGraphicFramePr>
+            <a:graphic xmlns:a="http://schemas.openxmlformats.org/drawingml/2006/main">
+              <a:graphicData uri="http://schemas.openxmlformats.org/drawingml/2006/picture">
+                <pic:pic xmlns:pic="http://schemas.openxmlformats.org/drawingml/2006/picture">
+                  <pic:nvPicPr>
+                    <pic:cNvPr id="451964736" name="Picture 451964736"/>
+                    <pic:cNvPicPr/>
+                  </pic:nvPicPr>
+                  <pic:blipFill>
+                    <a:blip r:embed="rId26">
+                      <a:extLst>
+                        <a:ext uri="{28A0092B-C50C-407E-A947-70E740481C1C}">
+                          <a14:useLocalDpi xmlns:a14="http://schemas.microsoft.com/office/drawing/2010/main" val="0"/>
+                        </a:ext>
+                      </a:extLst>
+                    </a:blip>
+                    <a:stretch>
+                      <a:fillRect/>
+                    </a:stretch>
+                  </pic:blipFill>
+                  <pic:spPr>
+                    <a:xfrm>
+                      <a:off x="0" y="0"/>
+                      <a:ext cx="5760720" cy="7221220"/>
+                    </a:xfrm>
+                    <a:prstGeom prst="rect">
+                      <a:avLst/>
+                    </a:prstGeom>
+                  </pic:spPr>
+                </pic:pic>
+              </a:graphicData>
+            </a:graphic>
+          </wp:inline>
+        </w:drawing>
+      </w:r>
+    </w:p>
+    <w:p>
+      <w:pPr>
+        <w:pStyle w:val="ListParagraph"/>
+        <w:spacing w:after="0" w:line="240" w:lineRule="auto"/>
+        <w:ind w:left="0"/>
+        <w:jc w:val="both"/>
+        <w:rPr>
+          <w:rFonts w:ascii="Times New Roman" w:eastAsiaTheme="minorEastAsia" w:hAnsi="Times New Roman" w:cs="Times New Roman"/>
+          <w:lang w:val="en-GB"/>
+        </w:rPr>
+      </w:pPr>
+    </w:p>
+    <w:p>
+      <w:pPr>
+        <w:pStyle w:val="ListParagraph"/>
+        <w:spacing w:after="0" w:line="240" w:lineRule="auto"/>
+        <w:ind w:left="0"/>
+        <w:jc w:val="both"/>
+        <w:rPr>
+          <w:rFonts w:ascii="Times New Roman" w:eastAsiaTheme="minorEastAsia" w:hAnsi="Times New Roman" w:cs="Times New Roman"/>
+          <w:lang w:val="en-GB"/>
+        </w:rPr>
+      </w:pPr>
+    </w:p>
+    <w:p>
+      <w:pPr>
+        <w:pStyle w:val="ListParagraph"/>
+        <w:spacing w:after="0" w:line="240" w:lineRule="auto"/>
+        <w:ind w:left="0"/>
+        <w:jc w:val="both"/>
+        <w:rPr>
+          <w:rFonts w:ascii="Times New Roman" w:eastAsiaTheme="minorEastAsia" w:hAnsi="Times New Roman" w:cs="Times New Roman"/>
+          <w:lang w:val="en-GB"/>
+        </w:rPr>
+      </w:pPr>
+      <w:r>
+        <w:rPr>
+          <w:rFonts w:ascii="Times New Roman" w:eastAsiaTheme="minorEastAsia" w:hAnsi="Times New Roman" w:cs="Times New Roman"/>
+          <w:lang w:val="en-GB"/>
+        </w:rPr>
         <w:t xml:space="preserve"> </w:t>
       </w:r>
     </w:p>
@@ -11783,6 +12855,18 @@
         <w:jc w:val="both"/>
         <w:rPr>
           <w:rFonts w:ascii="Times New Roman" w:eastAsiaTheme="minorEastAsia" w:hAnsi="Times New Roman" w:cs="Times New Roman"/>
+          <w:lang w:val="en-GB"/>
+        </w:rPr>
+      </w:pPr>
+    </w:p>
+    <w:p>
+      <w:pPr>
+        <w:pStyle w:val="ListParagraph"/>
+        <w:spacing w:after="0" w:line="240" w:lineRule="auto"/>
+        <w:ind w:left="0"/>
+        <w:jc w:val="both"/>
+        <w:rPr>
+          <w:rFonts w:ascii="Times New Roman" w:hAnsi="Times New Roman" w:cs="Times New Roman"/>
           <w:lang w:val="en-GB"/>
         </w:rPr>
       </w:pPr>
@@ -11829,6 +12913,7 @@
           <w:szCs w:val="24"/>
           <w:lang w:val="en-GB"/>
         </w:rPr>
+        <w:lastRenderedPageBreak/>
         <w:t>Question 10</w:t>
       </w:r>
       <w:bookmarkEnd w:id="11"/>
@@ -11901,6 +12986,759 @@
     </w:p>
     <w:p>
       <w:pPr>
+        <w:pStyle w:val="ListParagraph"/>
+        <w:spacing w:after="0" w:line="240" w:lineRule="auto"/>
+        <w:ind w:left="0"/>
+        <w:jc w:val="both"/>
+        <w:rPr>
+          <w:rFonts w:ascii="Times New Roman" w:hAnsi="Times New Roman" w:cs="Times New Roman"/>
+          <w:lang w:val="en-GB"/>
+        </w:rPr>
+      </w:pPr>
+    </w:p>
+    <w:p>
+      <w:pPr>
+        <w:pStyle w:val="ListParagraph"/>
+        <w:spacing w:after="0" w:line="240" w:lineRule="auto"/>
+        <w:ind w:left="0"/>
+        <w:jc w:val="both"/>
+        <w:rPr>
+          <w:rFonts w:ascii="Times New Roman" w:hAnsi="Times New Roman" w:cs="Times New Roman"/>
+          <w:lang w:val="en-GB"/>
+        </w:rPr>
+      </w:pPr>
+    </w:p>
+    <w:p>
+      <w:pPr>
+        <w:pStyle w:val="ListParagraph"/>
+        <w:spacing w:after="0" w:line="240" w:lineRule="auto"/>
+        <w:ind w:left="0"/>
+        <w:jc w:val="both"/>
+        <w:rPr>
+          <w:rFonts w:ascii="Times New Roman" w:hAnsi="Times New Roman" w:cs="Times New Roman"/>
+          <w:lang w:val="en-GB"/>
+        </w:rPr>
+      </w:pPr>
+      <w:r>
+        <w:rPr>
+          <w:rFonts w:ascii="Times New Roman" w:hAnsi="Times New Roman" w:cs="Times New Roman"/>
+          <w:noProof/>
+          <w:lang w:val="en-GB"/>
+        </w:rPr>
+        <w:drawing>
+          <wp:inline distT="0" distB="0" distL="0" distR="0" wp14:anchorId="7442FD57" wp14:editId="71963CA1">
+            <wp:extent cx="5760720" cy="2155825"/>
+            <wp:effectExtent l="0" t="0" r="5080" b="3175"/>
+            <wp:docPr id="1773698446" name="Picture 1" descr="A table with numbers and symbols&#10;&#10;AI-generated content may be incorrect."/>
+            <wp:cNvGraphicFramePr>
+              <a:graphicFrameLocks xmlns:a="http://schemas.openxmlformats.org/drawingml/2006/main" noChangeAspect="1"/>
+            </wp:cNvGraphicFramePr>
+            <a:graphic xmlns:a="http://schemas.openxmlformats.org/drawingml/2006/main">
+              <a:graphicData uri="http://schemas.openxmlformats.org/drawingml/2006/picture">
+                <pic:pic xmlns:pic="http://schemas.openxmlformats.org/drawingml/2006/picture">
+                  <pic:nvPicPr>
+                    <pic:cNvPr id="1773698446" name="Picture 1" descr="A table with numbers and symbols&#10;&#10;AI-generated content may be incorrect."/>
+                    <pic:cNvPicPr/>
+                  </pic:nvPicPr>
+                  <pic:blipFill>
+                    <a:blip r:embed="rId27">
+                      <a:extLst>
+                        <a:ext uri="{28A0092B-C50C-407E-A947-70E740481C1C}">
+                          <a14:useLocalDpi xmlns:a14="http://schemas.microsoft.com/office/drawing/2010/main" val="0"/>
+                        </a:ext>
+                      </a:extLst>
+                    </a:blip>
+                    <a:stretch>
+                      <a:fillRect/>
+                    </a:stretch>
+                  </pic:blipFill>
+                  <pic:spPr>
+                    <a:xfrm>
+                      <a:off x="0" y="0"/>
+                      <a:ext cx="5760720" cy="2155825"/>
+                    </a:xfrm>
+                    <a:prstGeom prst="rect">
+                      <a:avLst/>
+                    </a:prstGeom>
+                  </pic:spPr>
+                </pic:pic>
+              </a:graphicData>
+            </a:graphic>
+          </wp:inline>
+        </w:drawing>
+      </w:r>
+    </w:p>
+    <w:p>
+      <w:pPr>
+        <w:pStyle w:val="ListParagraph"/>
+        <w:spacing w:after="0" w:line="240" w:lineRule="auto"/>
+        <w:ind w:left="0"/>
+        <w:jc w:val="both"/>
+        <w:rPr>
+          <w:rFonts w:ascii="Times New Roman" w:hAnsi="Times New Roman" w:cs="Times New Roman"/>
+          <w:lang w:val="en-GB"/>
+        </w:rPr>
+      </w:pPr>
+    </w:p>
+    <w:p>
+      <w:pPr>
+        <w:pStyle w:val="ListParagraph"/>
+        <w:spacing w:after="0" w:line="240" w:lineRule="auto"/>
+        <w:ind w:left="0"/>
+        <w:jc w:val="both"/>
+        <w:rPr>
+          <w:rFonts w:ascii="Times New Roman" w:hAnsi="Times New Roman" w:cs="Times New Roman"/>
+          <w:lang w:val="en-GB"/>
+        </w:rPr>
+      </w:pPr>
+    </w:p>
+    <w:p>
+      <w:pPr>
+        <w:pStyle w:val="ListParagraph"/>
+        <w:spacing w:after="0" w:line="240" w:lineRule="auto"/>
+        <w:ind w:left="0"/>
+        <w:jc w:val="both"/>
+        <w:rPr>
+          <w:rFonts w:ascii="Times New Roman" w:hAnsi="Times New Roman" w:cs="Times New Roman"/>
+          <w:lang w:val="en-GB"/>
+        </w:rPr>
+      </w:pPr>
+      <w:r>
+        <w:rPr>
+          <w:rFonts w:ascii="Times New Roman" w:hAnsi="Times New Roman" w:cs="Times New Roman"/>
+          <w:noProof/>
+          <w:lang w:val="en-GB"/>
+        </w:rPr>
+        <w:drawing>
+          <wp:inline distT="0" distB="0" distL="0" distR="0" wp14:anchorId="4DDDF197" wp14:editId="3A4DB358">
+            <wp:extent cx="6322125" cy="4482353"/>
+            <wp:effectExtent l="0" t="0" r="2540" b="1270"/>
+            <wp:docPr id="1507355430" name="Picture 2" descr="A table of numbers and a number&#10;&#10;AI-generated content may be incorrect."/>
+            <wp:cNvGraphicFramePr>
+              <a:graphicFrameLocks xmlns:a="http://schemas.openxmlformats.org/drawingml/2006/main" noChangeAspect="1"/>
+            </wp:cNvGraphicFramePr>
+            <a:graphic xmlns:a="http://schemas.openxmlformats.org/drawingml/2006/main">
+              <a:graphicData uri="http://schemas.openxmlformats.org/drawingml/2006/picture">
+                <pic:pic xmlns:pic="http://schemas.openxmlformats.org/drawingml/2006/picture">
+                  <pic:nvPicPr>
+                    <pic:cNvPr id="1507355430" name="Picture 2" descr="A table of numbers and a number&#10;&#10;AI-generated content may be incorrect."/>
+                    <pic:cNvPicPr/>
+                  </pic:nvPicPr>
+                  <pic:blipFill>
+                    <a:blip r:embed="rId28" cstate="print">
+                      <a:extLst>
+                        <a:ext uri="{28A0092B-C50C-407E-A947-70E740481C1C}">
+                          <a14:useLocalDpi xmlns:a14="http://schemas.microsoft.com/office/drawing/2010/main" val="0"/>
+                        </a:ext>
+                      </a:extLst>
+                    </a:blip>
+                    <a:stretch>
+                      <a:fillRect/>
+                    </a:stretch>
+                  </pic:blipFill>
+                  <pic:spPr>
+                    <a:xfrm>
+                      <a:off x="0" y="0"/>
+                      <a:ext cx="6339538" cy="4494698"/>
+                    </a:xfrm>
+                    <a:prstGeom prst="rect">
+                      <a:avLst/>
+                    </a:prstGeom>
+                  </pic:spPr>
+                </pic:pic>
+              </a:graphicData>
+            </a:graphic>
+          </wp:inline>
+        </w:drawing>
+      </w:r>
+    </w:p>
+    <w:p>
+      <w:pPr>
+        <w:pStyle w:val="ListParagraph"/>
+        <w:spacing w:after="0" w:line="240" w:lineRule="auto"/>
+        <w:ind w:left="0"/>
+        <w:jc w:val="both"/>
+        <w:rPr>
+          <w:rFonts w:ascii="Times New Roman" w:hAnsi="Times New Roman" w:cs="Times New Roman"/>
+          <w:lang w:val="en-GB"/>
+        </w:rPr>
+      </w:pPr>
+    </w:p>
+    <w:p>
+      <w:pPr>
+        <w:pStyle w:val="ListParagraph"/>
+        <w:spacing w:after="0" w:line="240" w:lineRule="auto"/>
+        <w:ind w:left="0"/>
+        <w:jc w:val="both"/>
+        <w:rPr>
+          <w:rFonts w:ascii="Times New Roman" w:hAnsi="Times New Roman" w:cs="Times New Roman"/>
+          <w:lang w:val="en-GB"/>
+        </w:rPr>
+      </w:pPr>
+    </w:p>
+    <w:p>
+      <w:pPr>
+        <w:pStyle w:val="ListParagraph"/>
+        <w:spacing w:after="0" w:line="240" w:lineRule="auto"/>
+        <w:ind w:left="0"/>
+        <w:jc w:val="both"/>
+        <w:rPr>
+          <w:rFonts w:ascii="Times New Roman" w:hAnsi="Times New Roman" w:cs="Times New Roman"/>
+          <w:lang w:val="en-GB"/>
+        </w:rPr>
+      </w:pPr>
+    </w:p>
+    <w:p>
+      <w:pPr>
+        <w:pStyle w:val="ListParagraph"/>
+        <w:spacing w:after="0" w:line="240" w:lineRule="auto"/>
+        <w:ind w:left="0"/>
+        <w:jc w:val="both"/>
+        <w:rPr>
+          <w:rFonts w:ascii="Times New Roman" w:hAnsi="Times New Roman" w:cs="Times New Roman"/>
+          <w:lang w:val="en-GB"/>
+        </w:rPr>
+      </w:pPr>
+    </w:p>
+    <w:p>
+      <w:pPr>
+        <w:pStyle w:val="ListParagraph"/>
+        <w:spacing w:after="0" w:line="240" w:lineRule="auto"/>
+        <w:ind w:left="0"/>
+        <w:jc w:val="both"/>
+        <w:rPr>
+          <w:rFonts w:ascii="Times New Roman" w:hAnsi="Times New Roman" w:cs="Times New Roman"/>
+          <w:lang w:val="en-GB"/>
+        </w:rPr>
+      </w:pPr>
+      <w:r>
+        <w:rPr>
+          <w:rFonts w:ascii="Times New Roman" w:hAnsi="Times New Roman" w:cs="Times New Roman"/>
+          <w:noProof/>
+          <w:lang w:val="en-GB"/>
+        </w:rPr>
+        <w:lastRenderedPageBreak/>
+        <w:drawing>
+          <wp:inline distT="0" distB="0" distL="0" distR="0" wp14:anchorId="78712E15" wp14:editId="4A12477F">
+            <wp:extent cx="5760720" cy="4184015"/>
+            <wp:effectExtent l="0" t="0" r="5080" b="0"/>
+            <wp:docPr id="1512193709" name="Picture 3" descr="A table of numbers and a few tables&#10;&#10;AI-generated content may be incorrect."/>
+            <wp:cNvGraphicFramePr>
+              <a:graphicFrameLocks xmlns:a="http://schemas.openxmlformats.org/drawingml/2006/main" noChangeAspect="1"/>
+            </wp:cNvGraphicFramePr>
+            <a:graphic xmlns:a="http://schemas.openxmlformats.org/drawingml/2006/main">
+              <a:graphicData uri="http://schemas.openxmlformats.org/drawingml/2006/picture">
+                <pic:pic xmlns:pic="http://schemas.openxmlformats.org/drawingml/2006/picture">
+                  <pic:nvPicPr>
+                    <pic:cNvPr id="1512193709" name="Picture 3" descr="A table of numbers and a few tables&#10;&#10;AI-generated content may be incorrect."/>
+                    <pic:cNvPicPr/>
+                  </pic:nvPicPr>
+                  <pic:blipFill>
+                    <a:blip r:embed="rId29" cstate="print">
+                      <a:extLst>
+                        <a:ext uri="{28A0092B-C50C-407E-A947-70E740481C1C}">
+                          <a14:useLocalDpi xmlns:a14="http://schemas.microsoft.com/office/drawing/2010/main" val="0"/>
+                        </a:ext>
+                      </a:extLst>
+                    </a:blip>
+                    <a:stretch>
+                      <a:fillRect/>
+                    </a:stretch>
+                  </pic:blipFill>
+                  <pic:spPr>
+                    <a:xfrm>
+                      <a:off x="0" y="0"/>
+                      <a:ext cx="5760720" cy="4184015"/>
+                    </a:xfrm>
+                    <a:prstGeom prst="rect">
+                      <a:avLst/>
+                    </a:prstGeom>
+                  </pic:spPr>
+                </pic:pic>
+              </a:graphicData>
+            </a:graphic>
+          </wp:inline>
+        </w:drawing>
+      </w:r>
+    </w:p>
+    <w:p>
+      <w:pPr>
+        <w:pStyle w:val="ListParagraph"/>
+        <w:spacing w:after="0" w:line="240" w:lineRule="auto"/>
+        <w:ind w:left="0"/>
+        <w:jc w:val="both"/>
+        <w:rPr>
+          <w:rFonts w:ascii="Times New Roman" w:hAnsi="Times New Roman" w:cs="Times New Roman"/>
+          <w:lang w:val="en-GB"/>
+        </w:rPr>
+      </w:pPr>
+    </w:p>
+    <w:p>
+      <w:pPr>
+        <w:pStyle w:val="ListParagraph"/>
+        <w:spacing w:after="0" w:line="240" w:lineRule="auto"/>
+        <w:ind w:left="0"/>
+        <w:jc w:val="both"/>
+        <w:rPr>
+          <w:rFonts w:ascii="Times New Roman" w:hAnsi="Times New Roman" w:cs="Times New Roman"/>
+          <w:lang w:val="en-GB"/>
+        </w:rPr>
+      </w:pPr>
+    </w:p>
+    <w:p>
+      <w:pPr>
+        <w:pStyle w:val="ListParagraph"/>
+        <w:spacing w:after="0" w:line="240" w:lineRule="auto"/>
+        <w:ind w:left="0"/>
+        <w:jc w:val="both"/>
+        <w:rPr>
+          <w:rFonts w:ascii="Times New Roman" w:hAnsi="Times New Roman" w:cs="Times New Roman"/>
+          <w:lang w:val="en-GB"/>
+        </w:rPr>
+      </w:pPr>
+      <w:r>
+        <w:rPr>
+          <w:rFonts w:ascii="Times New Roman" w:hAnsi="Times New Roman" w:cs="Times New Roman"/>
+          <w:noProof/>
+          <w:lang w:val="en-GB"/>
+        </w:rPr>
+        <w:drawing>
+          <wp:inline distT="0" distB="0" distL="0" distR="0" wp14:anchorId="0F699FE5" wp14:editId="2E4C8EE2">
+            <wp:extent cx="5760720" cy="3900805"/>
+            <wp:effectExtent l="0" t="0" r="5080" b="0"/>
+            <wp:docPr id="1305980078" name="Picture 4" descr="A table of numbers and a number&#10;&#10;AI-generated content may be incorrect."/>
+            <wp:cNvGraphicFramePr>
+              <a:graphicFrameLocks xmlns:a="http://schemas.openxmlformats.org/drawingml/2006/main" noChangeAspect="1"/>
+            </wp:cNvGraphicFramePr>
+            <a:graphic xmlns:a="http://schemas.openxmlformats.org/drawingml/2006/main">
+              <a:graphicData uri="http://schemas.openxmlformats.org/drawingml/2006/picture">
+                <pic:pic xmlns:pic="http://schemas.openxmlformats.org/drawingml/2006/picture">
+                  <pic:nvPicPr>
+                    <pic:cNvPr id="1305980078" name="Picture 4" descr="A table of numbers and a number&#10;&#10;AI-generated content may be incorrect."/>
+                    <pic:cNvPicPr/>
+                  </pic:nvPicPr>
+                  <pic:blipFill>
+                    <a:blip r:embed="rId30" cstate="print">
+                      <a:extLst>
+                        <a:ext uri="{28A0092B-C50C-407E-A947-70E740481C1C}">
+                          <a14:useLocalDpi xmlns:a14="http://schemas.microsoft.com/office/drawing/2010/main" val="0"/>
+                        </a:ext>
+                      </a:extLst>
+                    </a:blip>
+                    <a:stretch>
+                      <a:fillRect/>
+                    </a:stretch>
+                  </pic:blipFill>
+                  <pic:spPr>
+                    <a:xfrm>
+                      <a:off x="0" y="0"/>
+                      <a:ext cx="5760720" cy="3900805"/>
+                    </a:xfrm>
+                    <a:prstGeom prst="rect">
+                      <a:avLst/>
+                    </a:prstGeom>
+                  </pic:spPr>
+                </pic:pic>
+              </a:graphicData>
+            </a:graphic>
+          </wp:inline>
+        </w:drawing>
+      </w:r>
+    </w:p>
+    <w:p>
+      <w:pPr>
+        <w:pStyle w:val="ListParagraph"/>
+        <w:spacing w:after="0" w:line="240" w:lineRule="auto"/>
+        <w:ind w:left="0"/>
+        <w:jc w:val="both"/>
+        <w:rPr>
+          <w:rFonts w:ascii="Times New Roman" w:hAnsi="Times New Roman" w:cs="Times New Roman"/>
+          <w:lang w:val="en-GB"/>
+        </w:rPr>
+      </w:pPr>
+    </w:p>
+    <w:p>
+      <w:pPr>
+        <w:pStyle w:val="ListParagraph"/>
+        <w:spacing w:after="0" w:line="240" w:lineRule="auto"/>
+        <w:ind w:left="0"/>
+        <w:jc w:val="both"/>
+        <w:rPr>
+          <w:rFonts w:ascii="Times New Roman" w:hAnsi="Times New Roman" w:cs="Times New Roman"/>
+          <w:lang w:val="en-GB"/>
+        </w:rPr>
+      </w:pPr>
+    </w:p>
+    <w:p>
+      <w:pPr>
+        <w:pStyle w:val="ListParagraph"/>
+        <w:spacing w:after="0" w:line="240" w:lineRule="auto"/>
+        <w:ind w:left="0"/>
+        <w:jc w:val="both"/>
+        <w:rPr>
+          <w:rFonts w:ascii="Times New Roman" w:hAnsi="Times New Roman" w:cs="Times New Roman"/>
+          <w:lang w:val="en-GB"/>
+        </w:rPr>
+      </w:pPr>
+    </w:p>
+    <w:p>
+      <w:pPr>
+        <w:pStyle w:val="ListParagraph"/>
+        <w:spacing w:after="0" w:line="240" w:lineRule="auto"/>
+        <w:ind w:left="0"/>
+        <w:jc w:val="both"/>
+        <w:rPr>
+          <w:rFonts w:ascii="Times New Roman" w:hAnsi="Times New Roman" w:cs="Times New Roman"/>
+          <w:lang w:val="en-GB"/>
+        </w:rPr>
+      </w:pPr>
+      <w:r>
+        <w:rPr>
+          <w:rFonts w:ascii="Times New Roman" w:hAnsi="Times New Roman" w:cs="Times New Roman"/>
+          <w:noProof/>
+          <w:lang w:val="en-GB"/>
+        </w:rPr>
+        <w:lastRenderedPageBreak/>
+        <w:drawing>
+          <wp:inline distT="0" distB="0" distL="0" distR="0" wp14:anchorId="5ED243FF" wp14:editId="43B26800">
+            <wp:extent cx="5760720" cy="3748405"/>
+            <wp:effectExtent l="0" t="0" r="5080" b="0"/>
+            <wp:docPr id="1608730667" name="Picture 5" descr="A table of numbers and a number&#10;&#10;AI-generated content may be incorrect."/>
+            <wp:cNvGraphicFramePr>
+              <a:graphicFrameLocks xmlns:a="http://schemas.openxmlformats.org/drawingml/2006/main" noChangeAspect="1"/>
+            </wp:cNvGraphicFramePr>
+            <a:graphic xmlns:a="http://schemas.openxmlformats.org/drawingml/2006/main">
+              <a:graphicData uri="http://schemas.openxmlformats.org/drawingml/2006/picture">
+                <pic:pic xmlns:pic="http://schemas.openxmlformats.org/drawingml/2006/picture">
+                  <pic:nvPicPr>
+                    <pic:cNvPr id="1608730667" name="Picture 5" descr="A table of numbers and a number&#10;&#10;AI-generated content may be incorrect."/>
+                    <pic:cNvPicPr/>
+                  </pic:nvPicPr>
+                  <pic:blipFill>
+                    <a:blip r:embed="rId31" cstate="print">
+                      <a:extLst>
+                        <a:ext uri="{28A0092B-C50C-407E-A947-70E740481C1C}">
+                          <a14:useLocalDpi xmlns:a14="http://schemas.microsoft.com/office/drawing/2010/main" val="0"/>
+                        </a:ext>
+                      </a:extLst>
+                    </a:blip>
+                    <a:stretch>
+                      <a:fillRect/>
+                    </a:stretch>
+                  </pic:blipFill>
+                  <pic:spPr>
+                    <a:xfrm>
+                      <a:off x="0" y="0"/>
+                      <a:ext cx="5760720" cy="3748405"/>
+                    </a:xfrm>
+                    <a:prstGeom prst="rect">
+                      <a:avLst/>
+                    </a:prstGeom>
+                  </pic:spPr>
+                </pic:pic>
+              </a:graphicData>
+            </a:graphic>
+          </wp:inline>
+        </w:drawing>
+      </w:r>
+    </w:p>
+    <w:p>
+      <w:pPr>
+        <w:pStyle w:val="ListParagraph"/>
+        <w:spacing w:after="0" w:line="240" w:lineRule="auto"/>
+        <w:ind w:left="0"/>
+        <w:jc w:val="both"/>
+        <w:rPr>
+          <w:rFonts w:ascii="Times New Roman" w:hAnsi="Times New Roman" w:cs="Times New Roman"/>
+          <w:lang w:val="en-GB"/>
+        </w:rPr>
+      </w:pPr>
+    </w:p>
+    <w:p>
+      <w:pPr>
+        <w:pStyle w:val="ListParagraph"/>
+        <w:spacing w:after="0" w:line="240" w:lineRule="auto"/>
+        <w:ind w:left="0"/>
+        <w:jc w:val="both"/>
+        <w:rPr>
+          <w:rFonts w:ascii="Times New Roman" w:hAnsi="Times New Roman" w:cs="Times New Roman"/>
+          <w:lang w:val="en-GB"/>
+        </w:rPr>
+      </w:pPr>
+    </w:p>
+    <w:p>
+      <w:pPr>
+        <w:pStyle w:val="ListParagraph"/>
+        <w:spacing w:after="0" w:line="240" w:lineRule="auto"/>
+        <w:ind w:left="0"/>
+        <w:jc w:val="both"/>
+        <w:rPr>
+          <w:rFonts w:ascii="Times New Roman" w:hAnsi="Times New Roman" w:cs="Times New Roman"/>
+          <w:lang w:val="en-GB"/>
+        </w:rPr>
+      </w:pPr>
+      <w:r>
+        <w:rPr>
+          <w:rFonts w:ascii="Times New Roman" w:hAnsi="Times New Roman" w:cs="Times New Roman"/>
+          <w:noProof/>
+          <w:lang w:val="en-GB"/>
+        </w:rPr>
+        <w:drawing>
+          <wp:inline distT="0" distB="0" distL="0" distR="0" wp14:anchorId="2375B5A6" wp14:editId="479BEBD0">
+            <wp:extent cx="5760720" cy="3970655"/>
+            <wp:effectExtent l="0" t="0" r="5080" b="4445"/>
+            <wp:docPr id="266903803" name="Picture 6" descr="A table of numbers and numbers&#10;&#10;AI-generated content may be incorrect."/>
+            <wp:cNvGraphicFramePr>
+              <a:graphicFrameLocks xmlns:a="http://schemas.openxmlformats.org/drawingml/2006/main" noChangeAspect="1"/>
+            </wp:cNvGraphicFramePr>
+            <a:graphic xmlns:a="http://schemas.openxmlformats.org/drawingml/2006/main">
+              <a:graphicData uri="http://schemas.openxmlformats.org/drawingml/2006/picture">
+                <pic:pic xmlns:pic="http://schemas.openxmlformats.org/drawingml/2006/picture">
+                  <pic:nvPicPr>
+                    <pic:cNvPr id="266903803" name="Picture 6" descr="A table of numbers and numbers&#10;&#10;AI-generated content may be incorrect."/>
+                    <pic:cNvPicPr/>
+                  </pic:nvPicPr>
+                  <pic:blipFill>
+                    <a:blip r:embed="rId32" cstate="print">
+                      <a:extLst>
+                        <a:ext uri="{28A0092B-C50C-407E-A947-70E740481C1C}">
+                          <a14:useLocalDpi xmlns:a14="http://schemas.microsoft.com/office/drawing/2010/main" val="0"/>
+                        </a:ext>
+                      </a:extLst>
+                    </a:blip>
+                    <a:stretch>
+                      <a:fillRect/>
+                    </a:stretch>
+                  </pic:blipFill>
+                  <pic:spPr>
+                    <a:xfrm>
+                      <a:off x="0" y="0"/>
+                      <a:ext cx="5760720" cy="3970655"/>
+                    </a:xfrm>
+                    <a:prstGeom prst="rect">
+                      <a:avLst/>
+                    </a:prstGeom>
+                  </pic:spPr>
+                </pic:pic>
+              </a:graphicData>
+            </a:graphic>
+          </wp:inline>
+        </w:drawing>
+      </w:r>
+    </w:p>
+    <w:p>
+      <w:pPr>
+        <w:pStyle w:val="ListParagraph"/>
+        <w:spacing w:after="0" w:line="240" w:lineRule="auto"/>
+        <w:ind w:left="0"/>
+        <w:jc w:val="both"/>
+        <w:rPr>
+          <w:rFonts w:ascii="Times New Roman" w:hAnsi="Times New Roman" w:cs="Times New Roman"/>
+          <w:lang w:val="en-GB"/>
+        </w:rPr>
+      </w:pPr>
+      <w:r>
+        <w:rPr>
+          <w:rFonts w:ascii="Times New Roman" w:hAnsi="Times New Roman" w:cs="Times New Roman"/>
+          <w:noProof/>
+          <w:lang w:val="en-GB"/>
+        </w:rPr>
+        <w:lastRenderedPageBreak/>
+        <w:drawing>
+          <wp:inline distT="0" distB="0" distL="0" distR="0" wp14:anchorId="52C7011F" wp14:editId="3F01EADD">
+            <wp:extent cx="5760720" cy="1604010"/>
+            <wp:effectExtent l="0" t="0" r="5080" b="0"/>
+            <wp:docPr id="2102556563" name="Picture 8" descr="A table of numbers and a number&#10;&#10;AI-generated content may be incorrect."/>
+            <wp:cNvGraphicFramePr>
+              <a:graphicFrameLocks xmlns:a="http://schemas.openxmlformats.org/drawingml/2006/main" noChangeAspect="1"/>
+            </wp:cNvGraphicFramePr>
+            <a:graphic xmlns:a="http://schemas.openxmlformats.org/drawingml/2006/main">
+              <a:graphicData uri="http://schemas.openxmlformats.org/drawingml/2006/picture">
+                <pic:pic xmlns:pic="http://schemas.openxmlformats.org/drawingml/2006/picture">
+                  <pic:nvPicPr>
+                    <pic:cNvPr id="2102556563" name="Picture 8" descr="A table of numbers and a number&#10;&#10;AI-generated content may be incorrect."/>
+                    <pic:cNvPicPr/>
+                  </pic:nvPicPr>
+                  <pic:blipFill>
+                    <a:blip r:embed="rId33" cstate="print">
+                      <a:extLst>
+                        <a:ext uri="{28A0092B-C50C-407E-A947-70E740481C1C}">
+                          <a14:useLocalDpi xmlns:a14="http://schemas.microsoft.com/office/drawing/2010/main" val="0"/>
+                        </a:ext>
+                      </a:extLst>
+                    </a:blip>
+                    <a:stretch>
+                      <a:fillRect/>
+                    </a:stretch>
+                  </pic:blipFill>
+                  <pic:spPr>
+                    <a:xfrm>
+                      <a:off x="0" y="0"/>
+                      <a:ext cx="5760720" cy="1604010"/>
+                    </a:xfrm>
+                    <a:prstGeom prst="rect">
+                      <a:avLst/>
+                    </a:prstGeom>
+                  </pic:spPr>
+                </pic:pic>
+              </a:graphicData>
+            </a:graphic>
+          </wp:inline>
+        </w:drawing>
+      </w:r>
+    </w:p>
+    <w:p>
+      <w:pPr>
+        <w:pStyle w:val="ListParagraph"/>
+        <w:spacing w:after="0" w:line="240" w:lineRule="auto"/>
+        <w:ind w:left="0"/>
+        <w:jc w:val="both"/>
+        <w:rPr>
+          <w:rFonts w:ascii="Times New Roman" w:hAnsi="Times New Roman" w:cs="Times New Roman"/>
+          <w:lang w:val="en-GB"/>
+        </w:rPr>
+      </w:pPr>
+      <w:r>
+        <w:rPr>
+          <w:rFonts w:ascii="Times New Roman" w:hAnsi="Times New Roman" w:cs="Times New Roman"/>
+          <w:lang w:val="en-GB"/>
+        </w:rPr>
+        <w:lastRenderedPageBreak/>
+        <w:drawing>
+          <wp:inline distT="0" distB="0" distL="0" distR="0" wp14:anchorId="1FB336C4" wp14:editId="3A0CB6CC">
+            <wp:extent cx="5760720" cy="7338695"/>
+            <wp:effectExtent l="0" t="0" r="5080" b="1905"/>
+            <wp:docPr id="1536656126" name="Picture 1" descr="A group of graphs with different colored squares&#10;&#10;AI-generated content may be incorrect."/>
+            <wp:cNvGraphicFramePr>
+              <a:graphicFrameLocks xmlns:a="http://schemas.openxmlformats.org/drawingml/2006/main" noChangeAspect="1"/>
+            </wp:cNvGraphicFramePr>
+            <a:graphic xmlns:a="http://schemas.openxmlformats.org/drawingml/2006/main">
+              <a:graphicData uri="http://schemas.openxmlformats.org/drawingml/2006/picture">
+                <pic:pic xmlns:pic="http://schemas.openxmlformats.org/drawingml/2006/picture">
+                  <pic:nvPicPr>
+                    <pic:cNvPr id="1536656126" name="Picture 1" descr="A group of graphs with different colored squares&#10;&#10;AI-generated content may be incorrect."/>
+                    <pic:cNvPicPr/>
+                  </pic:nvPicPr>
+                  <pic:blipFill>
+                    <a:blip r:embed="rId34"/>
+                    <a:stretch>
+                      <a:fillRect/>
+                    </a:stretch>
+                  </pic:blipFill>
+                  <pic:spPr>
+                    <a:xfrm>
+                      <a:off x="0" y="0"/>
+                      <a:ext cx="5760720" cy="7338695"/>
+                    </a:xfrm>
+                    <a:prstGeom prst="rect">
+                      <a:avLst/>
+                    </a:prstGeom>
+                  </pic:spPr>
+                </pic:pic>
+              </a:graphicData>
+            </a:graphic>
+          </wp:inline>
+        </w:drawing>
+      </w:r>
+    </w:p>
+    <w:p>
+      <w:pPr>
+        <w:pStyle w:val="ListParagraph"/>
+        <w:spacing w:after="0" w:line="240" w:lineRule="auto"/>
+        <w:ind w:left="0"/>
+        <w:jc w:val="both"/>
+        <w:rPr>
+          <w:rFonts w:ascii="Times New Roman" w:hAnsi="Times New Roman" w:cs="Times New Roman"/>
+          <w:lang w:val="en-GB"/>
+        </w:rPr>
+      </w:pPr>
+    </w:p>
+    <w:p>
+      <w:pPr>
+        <w:pStyle w:val="ListParagraph"/>
+        <w:spacing w:after="0" w:line="240" w:lineRule="auto"/>
+        <w:ind w:left="0"/>
+        <w:jc w:val="both"/>
+        <w:rPr>
+          <w:rFonts w:ascii="Times New Roman" w:hAnsi="Times New Roman" w:cs="Times New Roman"/>
+          <w:lang w:val="en-GB"/>
+        </w:rPr>
+      </w:pPr>
+    </w:p>
+    <w:p>
+      <w:pPr>
+        <w:pStyle w:val="ListParagraph"/>
+        <w:spacing w:after="0" w:line="240" w:lineRule="auto"/>
+        <w:ind w:left="0"/>
+        <w:jc w:val="both"/>
+        <w:rPr>
+          <w:rFonts w:ascii="Times New Roman" w:hAnsi="Times New Roman" w:cs="Times New Roman"/>
+          <w:lang w:val="en-GB"/>
+        </w:rPr>
+      </w:pPr>
+    </w:p>
+    <w:p>
+      <w:pPr>
+        <w:pStyle w:val="ListParagraph"/>
+        <w:spacing w:after="0" w:line="240" w:lineRule="auto"/>
+        <w:ind w:left="0"/>
+        <w:jc w:val="both"/>
+        <w:rPr>
+          <w:rFonts w:ascii="Times New Roman" w:hAnsi="Times New Roman" w:cs="Times New Roman"/>
+          <w:lang w:val="en-GB"/>
+        </w:rPr>
+      </w:pPr>
+    </w:p>
+    <w:p>
+      <w:pPr>
+        <w:pStyle w:val="ListParagraph"/>
+        <w:spacing w:after="0" w:line="240" w:lineRule="auto"/>
+        <w:ind w:left="0"/>
+        <w:jc w:val="both"/>
+        <w:rPr>
+          <w:rFonts w:ascii="Times New Roman" w:hAnsi="Times New Roman" w:cs="Times New Roman"/>
+          <w:lang w:val="en-GB"/>
+        </w:rPr>
+      </w:pPr>
+    </w:p>
+    <w:p>
+      <w:pPr>
+        <w:pStyle w:val="ListParagraph"/>
+        <w:spacing w:after="0" w:line="240" w:lineRule="auto"/>
+        <w:ind w:left="0"/>
+        <w:jc w:val="both"/>
+        <w:rPr>
+          <w:rFonts w:ascii="Times New Roman" w:hAnsi="Times New Roman" w:cs="Times New Roman"/>
+          <w:lang w:val="en-GB"/>
+        </w:rPr>
+      </w:pPr>
+    </w:p>
+    <w:p>
+      <w:pPr>
+        <w:pStyle w:val="ListParagraph"/>
+        <w:spacing w:after="0" w:line="240" w:lineRule="auto"/>
+        <w:ind w:left="0"/>
+        <w:jc w:val="both"/>
+        <w:rPr>
+          <w:rFonts w:ascii="Times New Roman" w:hAnsi="Times New Roman" w:cs="Times New Roman"/>
+          <w:lang w:val="en-GB"/>
+        </w:rPr>
+      </w:pPr>
+    </w:p>
+    <w:p>
+      <w:pPr>
+        <w:pStyle w:val="ListParagraph"/>
+        <w:spacing w:after="0" w:line="240" w:lineRule="auto"/>
+        <w:ind w:left="0"/>
+        <w:jc w:val="both"/>
+        <w:rPr>
+          <w:rFonts w:ascii="Times New Roman" w:hAnsi="Times New Roman" w:cs="Times New Roman"/>
+          <w:lang w:val="en-GB"/>
+        </w:rPr>
+      </w:pPr>
+    </w:p>
+    <w:p>
+      <w:pPr>
         <w:pStyle w:val="Heading2"/>
         <w:rPr>
           <w:rFonts w:ascii="Times New Roman" w:hAnsi="Times New Roman" w:cs="Times New Roman"/>
@@ -11976,6 +13814,159 @@
     </w:p>
     <w:p>
       <w:pPr>
+        <w:pStyle w:val="ListParagraph"/>
+        <w:spacing w:after="0" w:line="240" w:lineRule="auto"/>
+        <w:ind w:left="0"/>
+        <w:jc w:val="both"/>
+        <w:rPr>
+          <w:rFonts w:ascii="Times New Roman" w:hAnsi="Times New Roman" w:cs="Times New Roman"/>
+          <w:lang w:val="en-GB"/>
+        </w:rPr>
+      </w:pPr>
+    </w:p>
+    <w:p>
+      <w:pPr>
+        <w:pStyle w:val="ListParagraph"/>
+        <w:spacing w:after="0" w:line="240" w:lineRule="auto"/>
+        <w:ind w:left="0"/>
+        <w:jc w:val="both"/>
+        <w:rPr>
+          <w:rFonts w:ascii="Times New Roman" w:hAnsi="Times New Roman" w:cs="Times New Roman"/>
+          <w:lang w:val="en-GB"/>
+        </w:rPr>
+      </w:pPr>
+    </w:p>
+    <w:p>
+      <w:pPr>
+        <w:pStyle w:val="ListParagraph"/>
+        <w:spacing w:after="0" w:line="240" w:lineRule="auto"/>
+        <w:ind w:left="0"/>
+        <w:jc w:val="both"/>
+        <w:rPr>
+          <w:rFonts w:ascii="Times New Roman" w:hAnsi="Times New Roman" w:cs="Times New Roman"/>
+          <w:lang w:val="en-GB"/>
+        </w:rPr>
+      </w:pPr>
+    </w:p>
+    <w:p>
+      <w:pPr>
+        <w:pStyle w:val="ListParagraph"/>
+        <w:spacing w:after="0" w:line="240" w:lineRule="auto"/>
+        <w:ind w:left="0"/>
+        <w:jc w:val="both"/>
+        <w:rPr>
+          <w:rFonts w:ascii="Times New Roman" w:hAnsi="Times New Roman" w:cs="Times New Roman"/>
+          <w:lang w:val="en-GB"/>
+        </w:rPr>
+      </w:pPr>
+      <w:r>
+        <w:rPr>
+          <w:rFonts w:ascii="Times New Roman" w:hAnsi="Times New Roman" w:cs="Times New Roman"/>
+          <w:noProof/>
+          <w:lang w:val="en-GB"/>
+        </w:rPr>
+        <w:drawing>
+          <wp:inline distT="0" distB="0" distL="0" distR="0" wp14:anchorId="2B20923D" wp14:editId="66BB3CA2">
+            <wp:extent cx="5760720" cy="5086985"/>
+            <wp:effectExtent l="0" t="0" r="5080" b="5715"/>
+            <wp:docPr id="1216972124" name="Picture 9" descr="A table of explanatory variable&#10;&#10;AI-generated content may be incorrect."/>
+            <wp:cNvGraphicFramePr>
+              <a:graphicFrameLocks xmlns:a="http://schemas.openxmlformats.org/drawingml/2006/main" noChangeAspect="1"/>
+            </wp:cNvGraphicFramePr>
+            <a:graphic xmlns:a="http://schemas.openxmlformats.org/drawingml/2006/main">
+              <a:graphicData uri="http://schemas.openxmlformats.org/drawingml/2006/picture">
+                <pic:pic xmlns:pic="http://schemas.openxmlformats.org/drawingml/2006/picture">
+                  <pic:nvPicPr>
+                    <pic:cNvPr id="1216972124" name="Picture 9" descr="A table of explanatory variable&#10;&#10;AI-generated content may be incorrect."/>
+                    <pic:cNvPicPr/>
+                  </pic:nvPicPr>
+                  <pic:blipFill>
+                    <a:blip r:embed="rId35" cstate="print">
+                      <a:extLst>
+                        <a:ext uri="{28A0092B-C50C-407E-A947-70E740481C1C}">
+                          <a14:useLocalDpi xmlns:a14="http://schemas.microsoft.com/office/drawing/2010/main" val="0"/>
+                        </a:ext>
+                      </a:extLst>
+                    </a:blip>
+                    <a:stretch>
+                      <a:fillRect/>
+                    </a:stretch>
+                  </pic:blipFill>
+                  <pic:spPr>
+                    <a:xfrm>
+                      <a:off x="0" y="0"/>
+                      <a:ext cx="5760720" cy="5086985"/>
+                    </a:xfrm>
+                    <a:prstGeom prst="rect">
+                      <a:avLst/>
+                    </a:prstGeom>
+                  </pic:spPr>
+                </pic:pic>
+              </a:graphicData>
+            </a:graphic>
+          </wp:inline>
+        </w:drawing>
+      </w:r>
+    </w:p>
+    <w:p>
+      <w:pPr>
+        <w:pStyle w:val="ListParagraph"/>
+        <w:spacing w:after="0" w:line="240" w:lineRule="auto"/>
+        <w:ind w:left="0"/>
+        <w:jc w:val="both"/>
+        <w:rPr>
+          <w:rFonts w:ascii="Times New Roman" w:hAnsi="Times New Roman" w:cs="Times New Roman"/>
+          <w:lang w:val="en-GB"/>
+        </w:rPr>
+      </w:pPr>
+    </w:p>
+    <w:p>
+      <w:pPr>
+        <w:pStyle w:val="ListParagraph"/>
+        <w:spacing w:after="0" w:line="240" w:lineRule="auto"/>
+        <w:ind w:left="0"/>
+        <w:jc w:val="both"/>
+        <w:rPr>
+          <w:rFonts w:ascii="Times New Roman" w:hAnsi="Times New Roman" w:cs="Times New Roman"/>
+          <w:lang w:val="en-GB"/>
+        </w:rPr>
+      </w:pPr>
+    </w:p>
+    <w:p>
+      <w:pPr>
+        <w:pStyle w:val="ListParagraph"/>
+        <w:spacing w:after="0" w:line="240" w:lineRule="auto"/>
+        <w:ind w:left="0"/>
+        <w:jc w:val="both"/>
+        <w:rPr>
+          <w:rFonts w:ascii="Times New Roman" w:hAnsi="Times New Roman" w:cs="Times New Roman"/>
+          <w:color w:val="EE0000"/>
+          <w:lang w:val="en-GB"/>
+        </w:rPr>
+      </w:pPr>
+      <w:r>
+        <w:rPr>
+          <w:rFonts w:ascii="Times New Roman" w:hAnsi="Times New Roman" w:cs="Times New Roman"/>
+          <w:color w:val="EE0000"/>
+          <w:lang w:val="en-GB"/>
+        </w:rPr>
+        <w:t xml:space="preserve">[comment on these] </w:t>
+      </w:r>
+    </w:p>
+    <w:p>
+      <w:pPr>
+        <w:pStyle w:val="ListParagraph"/>
+        <w:spacing w:after="0" w:line="240" w:lineRule="auto"/>
+        <w:ind w:left="0"/>
+        <w:jc w:val="both"/>
+        <w:rPr>
+          <w:rFonts w:ascii="Times New Roman" w:hAnsi="Times New Roman" w:cs="Times New Roman"/>
+          <w:lang w:val="en-GB"/>
+        </w:rPr>
+      </w:pPr>
+    </w:p>
+    <w:p>
+      <w:pPr>
         <w:pStyle w:val="Heading2"/>
         <w:rPr>
           <w:rFonts w:ascii="Times New Roman" w:hAnsi="Times New Roman" w:cs="Times New Roman"/>
@@ -12176,6 +14167,7 @@
           <w:szCs w:val="24"/>
           <w:lang w:val="en-GB"/>
         </w:rPr>
+        <w:lastRenderedPageBreak/>
         <w:t>Question 13</w:t>
       </w:r>
       <w:bookmarkEnd w:id="14"/>
@@ -13564,6 +15556,7 @@
           <w:szCs w:val="24"/>
           <w:lang w:val="en-GB"/>
         </w:rPr>
+        <w:lastRenderedPageBreak/>
         <w:t>Question 21</w:t>
       </w:r>
       <w:bookmarkEnd w:id="23"/>
